--- a/Individual Project – Visualization Critique and Redesign/Visualization_Critique_and_Redesign_Report.docx
+++ b/Individual Project – Visualization Critique and Redesign/Visualization_Critique_and_Redesign_Report.docx
@@ -1,6 +1,6 @@
 
 <file path=word/document.xml><?xml version="1.0" encoding="utf-8"?>
-<w:document xmlns:wpc="http://schemas.microsoft.com/office/word/2010/wordprocessingCanvas" xmlns:mc="http://schemas.openxmlformats.org/markup-compatibility/2006" xmlns:o="urn:schemas-microsoft-com:office:office" xmlns:r="http://schemas.openxmlformats.org/officeDocument/2006/relationships" xmlns:m="http://schemas.openxmlformats.org/officeDocument/2006/math" xmlns:v="urn:schemas-microsoft-com:vml" xmlns:wp14="http://schemas.microsoft.com/office/word/2010/wordprocessingDrawing" xmlns:wp="http://schemas.openxmlformats.org/drawingml/2006/wordprocessingDrawing" xmlns:w10="urn:schemas-microsoft-com:office:word" xmlns:w="http://schemas.openxmlformats.org/wordprocessingml/2006/main" xmlns:w14="http://schemas.microsoft.com/office/word/2010/wordml" xmlns:w15="http://schemas.microsoft.com/office/word/2012/wordml" xmlns:wpg="http://schemas.microsoft.com/office/word/2010/wordprocessingGroup" xmlns:wpi="http://schemas.microsoft.com/office/word/2010/wordprocessingInk" xmlns:wne="http://schemas.microsoft.com/office/word/2006/wordml" xmlns:wps="http://schemas.microsoft.com/office/word/2010/wordprocessingShape" xmlns:cx="http://schemas.microsoft.com/office/drawing/2014/chartex" xmlns:cx1="http://schemas.microsoft.com/office/drawing/2015/9/8/chartex" xmlns:cx2="http://schemas.microsoft.com/office/drawing/2015/10/21/chartex" xmlns:cx3="http://schemas.microsoft.com/office/drawing/2016/5/9/chartex" xmlns:cx4="http://schemas.microsoft.com/office/drawing/2016/5/10/chartex" xmlns:cx5="http://schemas.microsoft.com/office/drawing/2016/5/11/chartex" xmlns:cx6="http://schemas.microsoft.com/office/drawing/2016/5/12/chartex" xmlns:cx7="http://schemas.microsoft.com/office/drawing/2016/5/13/chartex" xmlns:cx8="http://schemas.microsoft.com/office/drawing/2016/5/14/chartex" xmlns:aink="http://schemas.microsoft.com/office/drawing/2016/ink" xmlns:am3d="http://schemas.microsoft.com/office/drawing/2017/model3d" xmlns:w16cex="http://schemas.microsoft.com/office/word/2018/wordml/cex" xmlns:w16cid="http://schemas.microsoft.com/office/word/2016/wordml/cid" xmlns:w16="http://schemas.microsoft.com/office/word/2018/wordml" xmlns:w16sdtdh="http://schemas.microsoft.com/office/word/2020/wordml/sdtdatahash" xmlns:w16se="http://schemas.microsoft.com/office/word/2015/wordml/symex" mc:Ignorable="w14 w15 wp14">
+<w:document xmlns:wpc="http://schemas.microsoft.com/office/word/2010/wordprocessingCanvas" xmlns:cx="http://schemas.microsoft.com/office/drawing/2014/chartex" xmlns:cx1="http://schemas.microsoft.com/office/drawing/2015/9/8/chartex" xmlns:cx2="http://schemas.microsoft.com/office/drawing/2015/10/21/chartex" xmlns:cx3="http://schemas.microsoft.com/office/drawing/2016/5/9/chartex" xmlns:cx4="http://schemas.microsoft.com/office/drawing/2016/5/10/chartex" xmlns:cx5="http://schemas.microsoft.com/office/drawing/2016/5/11/chartex" xmlns:cx6="http://schemas.microsoft.com/office/drawing/2016/5/12/chartex" xmlns:cx7="http://schemas.microsoft.com/office/drawing/2016/5/13/chartex" xmlns:cx8="http://schemas.microsoft.com/office/drawing/2016/5/14/chartex" xmlns:mc="http://schemas.openxmlformats.org/markup-compatibility/2006" xmlns:aink="http://schemas.microsoft.com/office/drawing/2016/ink" xmlns:am3d="http://schemas.microsoft.com/office/drawing/2017/model3d" xmlns:o="urn:schemas-microsoft-com:office:office" xmlns:oel="http://schemas.microsoft.com/office/2019/extlst" xmlns:r="http://schemas.openxmlformats.org/officeDocument/2006/relationships" xmlns:m="http://schemas.openxmlformats.org/officeDocument/2006/math" xmlns:v="urn:schemas-microsoft-com:vml" xmlns:wp14="http://schemas.microsoft.com/office/word/2010/wordprocessingDrawing" xmlns:wp="http://schemas.openxmlformats.org/drawingml/2006/wordprocessingDrawing" xmlns:w10="urn:schemas-microsoft-com:office:word" xmlns:w="http://schemas.openxmlformats.org/wordprocessingml/2006/main" xmlns:w14="http://schemas.microsoft.com/office/word/2010/wordml" xmlns:w15="http://schemas.microsoft.com/office/word/2012/wordml" xmlns:w16cex="http://schemas.microsoft.com/office/word/2018/wordml/cex" xmlns:w16cid="http://schemas.microsoft.com/office/word/2016/wordml/cid" xmlns:w16="http://schemas.microsoft.com/office/word/2018/wordml" xmlns:w16du="http://schemas.microsoft.com/office/word/2023/wordml/word16du" xmlns:w16sdtdh="http://schemas.microsoft.com/office/word/2020/wordml/sdtdatahash" xmlns:w16sdtfl="http://schemas.microsoft.com/office/word/2024/wordml/sdtformatlock" xmlns:w16se="http://schemas.microsoft.com/office/word/2015/wordml/symex" xmlns:wpg="http://schemas.microsoft.com/office/word/2010/wordprocessingGroup" xmlns:wpi="http://schemas.microsoft.com/office/word/2010/wordprocessingInk" xmlns:wne="http://schemas.microsoft.com/office/word/2006/wordml" xmlns:wps="http://schemas.microsoft.com/office/word/2010/wordprocessingShape" mc:Ignorable="w14 w15 w16se w16cid w16 w16cex w16sdtdh w16sdtfl w16du wp14">
   <w:body>
     <w:p>
       <w:pPr>
@@ -10,10 +10,8 @@
       <w:r>
         <w:rPr>
           <w:color w:val="555555"/>
-          <w:sz w:val="22"/>
-          <w:szCs w:val="22"/>
-        </w:rPr>
-        <w:t xml:space="preserve">STATS 401: Data Acquisition and Visualization</w:t>
+        </w:rPr>
+        <w:t>STATS 401: Data Acquisition and Visualization</w:t>
       </w:r>
     </w:p>
     <w:p>
@@ -24,15 +22,13 @@
       <w:r>
         <w:rPr>
           <w:color w:val="555555"/>
-          <w:sz w:val="22"/>
-          <w:szCs w:val="22"/>
-        </w:rPr>
-        <w:t xml:space="preserve">Individual Project – Visualization Critique and Redesign</w:t>
-      </w:r>
-    </w:p>
-    <w:p>
-      <w:pPr>
-        <w:spacing w:after="60" w:before="200"/>
+        </w:rPr>
+        <w:t>Individual Project – Visualization Critique and Redesign</w:t>
+      </w:r>
+    </w:p>
+    <w:p>
+      <w:pPr>
+        <w:spacing w:before="200" w:after="60"/>
         <w:jc w:val="center"/>
       </w:pPr>
       <w:r>
@@ -42,7 +38,7 @@
           <w:sz w:val="40"/>
           <w:szCs w:val="40"/>
         </w:rPr>
-        <w:t xml:space="preserve">Visualization Critique and Redesign Report</w:t>
+        <w:t>Visualization Critique and Redesign Report</w:t>
       </w:r>
     </w:p>
     <w:p>
@@ -57,13 +53,13 @@
           <w:sz w:val="24"/>
           <w:szCs w:val="24"/>
         </w:rPr>
-        <w:t xml:space="preserve">Muhammad Anas Tahir</w:t>
+        <w:t>Muhammad Anas Tahir</w:t>
       </w:r>
     </w:p>
     <w:p>
       <w:pPr>
         <w:pBdr>
-          <w:bottom w:val="single" w:color="999999" w:sz="10" w:space="8"/>
+          <w:bottom w:val="single" w:sz="10" w:space="8" w:color="999999"/>
         </w:pBdr>
         <w:spacing w:after="400"/>
         <w:jc w:val="center"/>
@@ -74,16 +70,16 @@
           <w:sz w:val="20"/>
           <w:szCs w:val="20"/>
         </w:rPr>
-        <w:t xml:space="preserve">September 26, 2026</w:t>
+        <w:t>September 26, 2026</w:t>
       </w:r>
     </w:p>
     <w:p>
       <w:pPr>
         <w:pStyle w:val="Heading1"/>
         <w:pBdr>
-          <w:bottom w:val="single" w:color="CCCCCC" w:sz="6" w:space="4"/>
+          <w:bottom w:val="single" w:sz="6" w:space="4" w:color="CCCCCC"/>
         </w:pBdr>
-        <w:spacing w:after="140" w:before="320"/>
+        <w:spacing w:before="320" w:after="140"/>
       </w:pPr>
       <w:r>
         <w:rPr>
@@ -91,47 +87,82 @@
           <w:bCs/>
           <w:color w:val="1A1A1A"/>
         </w:rPr>
-        <w:t xml:space="preserve">Original Visualization and Context</w:t>
-      </w:r>
-    </w:p>
-    <w:p>
-      <w:pPr>
-        <w:spacing w:after="160" w:line="300"/>
+        <w:t>Original Visualization and Context</w:t>
+      </w:r>
+    </w:p>
+    <w:p>
+      <w:pPr>
+        <w:spacing w:after="160" w:line="300" w:lineRule="auto"/>
       </w:pPr>
       <w:r>
         <w:t xml:space="preserve">This project critiques the </w:t>
       </w:r>
-      <w:hyperlink w:history="1" r:id="rIdaxnapq9bwr0xwhn8suhlu">
+      <w:hyperlink r:id="rId5" w:history="1">
+        <w:proofErr w:type="spellStart"/>
         <w:r>
           <w:rPr>
             <w:rStyle w:val="Hyperlink"/>
           </w:rPr>
-          <w:t xml:space="preserve">Finviz S&amp;P 500 Map</w:t>
+          <w:t>Finviz</w:t>
+        </w:r>
+        <w:proofErr w:type="spellEnd"/>
+        <w:r>
+          <w:rPr>
+            <w:rStyle w:val="Hyperlink"/>
+          </w:rPr>
+          <w:t xml:space="preserve"> S&amp;P 500 Map</w:t>
         </w:r>
       </w:hyperlink>
       <w:r>
-        <w:t xml:space="preserve">, a treemap on finviz.com that displays every company in the S&amp;P 500 index. Each company appears as a tile grouped by sector and industry. Tile size encodes market capitalization, and tile color encodes the day's percent change in stock price, green for gains and red for losses. The map updates throughout each trading day from live market data; the screenshot in this report was captured on September 24, 2026 (Finviz, n.d.).</w:t>
-      </w:r>
-    </w:p>
-    <w:p>
-      <w:pPr>
-        <w:spacing w:after="160" w:line="300"/>
-      </w:pPr>
-      <w:r>
-        <w:t xml:space="preserve">The intended message is to summarize how the market performed on a given day, across the index as a whole and within each sector, drawing attention to which sectors led gains or losses and which companies moved the most. The intended audience is active traders and casual market watchers who want a fast visual read of the day's action rather than a table of numbers. The main tasks it supports are scanning for the biggest movers, comparing sectors at a glance, and forming a quick sense of overall market sentiment.</w:t>
-      </w:r>
-    </w:p>
-    <w:p>
-      <w:pPr>
-        <w:spacing w:after="40" w:before="80"/>
+        <w:t xml:space="preserve">, a </w:t>
+      </w:r>
+      <w:proofErr w:type="spellStart"/>
+      <w:r>
+        <w:t>treemap</w:t>
+      </w:r>
+      <w:proofErr w:type="spellEnd"/>
+      <w:r>
+        <w:t xml:space="preserve"> on finviz.com that displays every company in the S&amp;P 500 index. Each company appears as a tile grouped by sector and industry. Tile size encodes market capitalization, and tile </w:t>
+      </w:r>
+      <w:proofErr w:type="spellStart"/>
+      <w:r>
+        <w:t>color</w:t>
+      </w:r>
+      <w:proofErr w:type="spellEnd"/>
+      <w:r>
+        <w:t xml:space="preserve"> encodes the day's percent change in stock price, green for gains and red for losses. The map updates throughout each trading day from live market data; the screenshot in this report was captured on September 24, 2026 (</w:t>
+      </w:r>
+      <w:proofErr w:type="spellStart"/>
+      <w:r>
+        <w:t>Finviz</w:t>
+      </w:r>
+      <w:proofErr w:type="spellEnd"/>
+      <w:r>
+        <w:t>, n.d.).</w:t>
+      </w:r>
+    </w:p>
+    <w:p>
+      <w:pPr>
+        <w:spacing w:after="160" w:line="300" w:lineRule="auto"/>
+      </w:pPr>
+      <w:r>
+        <w:t>The intended message is to summarize how the market performed on a given day, across the index as a whole and within each sector, drawing attention to which sectors led gains or losses and which companies moved the most. The intended audience is active traders and casual market watchers who want a fast visual read of the day's action rather than a table of numbers. The main tasks it supports are scanning for the biggest movers, comparing sectors at a glance, and forming a quick sense of overall market sentiment.</w:t>
+      </w:r>
+    </w:p>
+    <w:p>
+      <w:pPr>
+        <w:spacing w:before="80" w:after="40"/>
         <w:jc w:val="center"/>
       </w:pPr>
       <w:r>
+        <w:rPr>
+          <w:noProof/>
+        </w:rPr>
         <w:drawing>
-          <wp:inline distT="0" distB="0" distL="0" distR="0">
+          <wp:inline distT="0" distB="0" distL="0" distR="0" wp14:anchorId="002E9507" wp14:editId="1617D076">
             <wp:extent cx="5667375" cy="2447925"/>
-            <wp:effectExtent t="0" r="0" b="0" l="0"/>
-            <wp:docPr id="1" name="" descr="" title=""/>
+            <wp:effectExtent l="0" t="0" r="0" b="0"/>
+            <wp:docPr id="1" name="Picture 1"/>
             <wp:cNvGraphicFramePr>
               <a:graphicFrameLocks xmlns:a="http://schemas.openxmlformats.org/drawingml/2006/main" noChangeAspect="1"/>
             </wp:cNvGraphicFramePr>
@@ -139,13 +170,13 @@
               <a:graphicData uri="http://schemas.openxmlformats.org/drawingml/2006/picture">
                 <pic:pic xmlns:pic="http://schemas.openxmlformats.org/drawingml/2006/picture">
                   <pic:nvPicPr>
-                    <pic:cNvPr id="0" name="" descr=""/>
+                    <pic:cNvPr id="0" name=""/>
                     <pic:cNvPicPr>
                       <a:picLocks noChangeAspect="1" noChangeArrowheads="1"/>
                     </pic:cNvPicPr>
                   </pic:nvPicPr>
                   <pic:blipFill>
-                    <a:blip r:embed="rId7" cstate="none"/>
+                    <a:blip r:embed="rId6"/>
                     <a:srcRect/>
                     <a:stretch>
                       <a:fillRect/>
@@ -169,7 +200,7 @@
     </w:p>
     <w:p>
       <w:pPr>
-        <w:spacing w:after="40" w:before="100"/>
+        <w:spacing w:before="100" w:after="40"/>
         <w:jc w:val="center"/>
       </w:pPr>
       <w:r>
@@ -179,7 +210,27 @@
           <w:sz w:val="20"/>
           <w:szCs w:val="20"/>
         </w:rPr>
-        <w:t xml:space="preserve">Figure 1: Finviz S&amp;P 500 Map.</w:t>
+        <w:t xml:space="preserve">Figure 1: </w:t>
+      </w:r>
+      <w:proofErr w:type="spellStart"/>
+      <w:r>
+        <w:rPr>
+          <w:b/>
+          <w:bCs/>
+          <w:sz w:val="20"/>
+          <w:szCs w:val="20"/>
+        </w:rPr>
+        <w:t>Finviz</w:t>
+      </w:r>
+      <w:proofErr w:type="spellEnd"/>
+      <w:r>
+        <w:rPr>
+          <w:b/>
+          <w:bCs/>
+          <w:sz w:val="20"/>
+          <w:szCs w:val="20"/>
+        </w:rPr>
+        <w:t xml:space="preserve"> S&amp;P 500 Map.</w:t>
       </w:r>
     </w:p>
     <w:p>
@@ -195,12 +246,12 @@
         </w:rPr>
         <w:t xml:space="preserve">Source: </w:t>
       </w:r>
-      <w:hyperlink w:history="1" r:id="rIddaoptkvsccvsyerihwpe_">
+      <w:hyperlink r:id="rId7" w:history="1">
         <w:r>
           <w:rPr>
             <w:rStyle w:val="Hyperlink"/>
           </w:rPr>
-          <w:t xml:space="preserve">https://finviz.com/map</w:t>
+          <w:t>https://finviz.com/map</w:t>
         </w:r>
       </w:hyperlink>
       <w:r>
@@ -216,9 +267,9 @@
       <w:pPr>
         <w:pStyle w:val="Heading1"/>
         <w:pBdr>
-          <w:bottom w:val="single" w:color="CCCCCC" w:sz="6" w:space="4"/>
+          <w:bottom w:val="single" w:sz="6" w:space="4" w:color="CCCCCC"/>
         </w:pBdr>
-        <w:spacing w:after="140" w:before="320"/>
+        <w:spacing w:before="320" w:after="140"/>
       </w:pPr>
       <w:r>
         <w:rPr>
@@ -226,13 +277,13 @@
           <w:bCs/>
           <w:color w:val="1A1A1A"/>
         </w:rPr>
-        <w:t xml:space="preserve">Critique</w:t>
+        <w:t>Critique</w:t>
       </w:r>
     </w:p>
     <w:p>
       <w:pPr>
         <w:pStyle w:val="Heading2"/>
-        <w:spacing w:after="100" w:before="200"/>
+        <w:spacing w:before="200" w:after="100"/>
       </w:pPr>
       <w:r>
         <w:rPr>
@@ -240,7 +291,7 @@
           <w:bCs/>
           <w:color w:val="333333"/>
         </w:rPr>
-        <w:t xml:space="preserve">Strengths</w:t>
+        <w:t>Strengths</w:t>
       </w:r>
     </w:p>
     <w:p>
@@ -250,7 +301,7 @@
           <w:ilvl w:val="0"/>
           <w:numId w:val="2"/>
         </w:numPr>
-        <w:spacing w:after="160" w:line="300"/>
+        <w:spacing w:after="160" w:line="300" w:lineRule="auto"/>
       </w:pPr>
       <w:r>
         <w:rPr>
@@ -260,7 +311,7 @@
         <w:t xml:space="preserve">Density. </w:t>
       </w:r>
       <w:r>
-        <w:t xml:space="preserve">The map fits the entire index onto one screen, so a viewer can scan hundreds of companies at once instead of paging through spreadsheets.</w:t>
+        <w:t>The map fits the entire index onto one screen, so a viewer can scan hundreds of companies at once instead of paging through spreadsheets.</w:t>
       </w:r>
     </w:p>
     <w:p>
@@ -270,23 +321,24 @@
           <w:ilvl w:val="0"/>
           <w:numId w:val="2"/>
         </w:numPr>
-        <w:spacing w:after="160" w:line="300"/>
+        <w:spacing w:after="160" w:line="300" w:lineRule="auto"/>
       </w:pPr>
       <w:r>
         <w:rPr>
           <w:b/>
           <w:bCs/>
         </w:rPr>
+        <w:lastRenderedPageBreak/>
         <w:t xml:space="preserve">Hierarchy. </w:t>
       </w:r>
       <w:r>
-        <w:t xml:space="preserve">Grouping tiles by sector and industry gives the layout clear structure, so a viewer can find a company alongside its broader context.</w:t>
+        <w:t>Grouping tiles by sector and industry gives the layout clear structure, so a viewer can find a company alongside its broader context.</w:t>
       </w:r>
     </w:p>
     <w:p>
       <w:pPr>
         <w:pStyle w:val="Heading2"/>
-        <w:spacing w:after="100" w:before="200"/>
+        <w:spacing w:before="200" w:after="100"/>
       </w:pPr>
       <w:r>
         <w:rPr>
@@ -294,7 +346,7 @@
           <w:bCs/>
           <w:color w:val="333333"/>
         </w:rPr>
-        <w:t xml:space="preserve">Weaknesses</w:t>
+        <w:t>Weaknesses</w:t>
       </w:r>
     </w:p>
     <w:p>
@@ -304,7 +356,7 @@
           <w:ilvl w:val="0"/>
           <w:numId w:val="3"/>
         </w:numPr>
-        <w:spacing w:after="160" w:line="300"/>
+        <w:spacing w:after="160" w:line="300" w:lineRule="auto"/>
       </w:pPr>
       <w:r>
         <w:rPr>
@@ -314,7 +366,31 @@
         <w:t xml:space="preserve">Competing channels. </w:t>
       </w:r>
       <w:r>
-        <w:t xml:space="preserve">Tile size and tile color carry two different variables, market capitalization and daily change, and only color carries the day's real message. Area draws the eye more strongly than color (Harley &amp; Kaley, 2019), so attention lands on the biggest companies rather than the biggest movers. The fix is to give change its own dedicated channel.</w:t>
+        <w:t xml:space="preserve">Tile size and tile </w:t>
+      </w:r>
+      <w:proofErr w:type="spellStart"/>
+      <w:r>
+        <w:t>color</w:t>
+      </w:r>
+      <w:proofErr w:type="spellEnd"/>
+      <w:r>
+        <w:t xml:space="preserve"> carry two different variables, market capitalization and daily change, and only </w:t>
+      </w:r>
+      <w:proofErr w:type="spellStart"/>
+      <w:r>
+        <w:t>color</w:t>
+      </w:r>
+      <w:proofErr w:type="spellEnd"/>
+      <w:r>
+        <w:t xml:space="preserve"> carries the day's real message. Area draws the eye more strongly than </w:t>
+      </w:r>
+      <w:proofErr w:type="spellStart"/>
+      <w:r>
+        <w:t>color</w:t>
+      </w:r>
+      <w:proofErr w:type="spellEnd"/>
+      <w:r>
+        <w:t xml:space="preserve"> (Harley &amp; Kaley, 2019), so attention lands on the biggest companies rather than the biggest movers. The fix is to give change its own dedicated channel.</w:t>
       </w:r>
     </w:p>
     <w:p>
@@ -324,17 +400,41 @@
           <w:ilvl w:val="0"/>
           <w:numId w:val="3"/>
         </w:numPr>
-        <w:spacing w:after="160" w:line="300"/>
+        <w:spacing w:after="160" w:line="300" w:lineRule="auto"/>
       </w:pPr>
       <w:r>
         <w:rPr>
           <w:b/>
           <w:bCs/>
         </w:rPr>
-        <w:t xml:space="preserve">Imprecise color. </w:t>
-      </w:r>
-      <w:r>
-        <w:t xml:space="preserve">A viewer can tell a tile is red, but not whether it fell half a percent or three percent, without hovering over it, which matters for a chart built around comparing performance. The fix is to pair color with a precise channel such as length, plus a text label.</w:t>
+        <w:t xml:space="preserve">Imprecise </w:t>
+      </w:r>
+      <w:proofErr w:type="spellStart"/>
+      <w:r>
+        <w:rPr>
+          <w:b/>
+          <w:bCs/>
+        </w:rPr>
+        <w:t>color</w:t>
+      </w:r>
+      <w:proofErr w:type="spellEnd"/>
+      <w:r>
+        <w:rPr>
+          <w:b/>
+          <w:bCs/>
+        </w:rPr>
+        <w:t xml:space="preserve">. </w:t>
+      </w:r>
+      <w:r>
+        <w:t xml:space="preserve">A viewer can tell a tile is red, but not whether it fell half a percent or three percent, without hovering over it, which matters for a chart built around comparing performance. The fix is to pair </w:t>
+      </w:r>
+      <w:proofErr w:type="spellStart"/>
+      <w:r>
+        <w:t>color</w:t>
+      </w:r>
+      <w:proofErr w:type="spellEnd"/>
+      <w:r>
+        <w:t xml:space="preserve"> with a precise channel such as length, plus a text label.</w:t>
       </w:r>
     </w:p>
     <w:p>
@@ -344,7 +444,7 @@
           <w:ilvl w:val="0"/>
           <w:numId w:val="3"/>
         </w:numPr>
-        <w:spacing w:after="160" w:line="300"/>
+        <w:spacing w:after="160" w:line="300" w:lineRule="auto"/>
       </w:pPr>
       <w:r>
         <w:rPr>
@@ -354,16 +454,16 @@
         <w:t xml:space="preserve">Cap-weighting distortion. </w:t>
       </w:r>
       <w:r>
-        <w:t xml:space="preserve">Because tile size is market capitalization, a handful of giant companies can make the whole map look uniformly green or red even when most smaller companies moved the opposite way. The fix is to also report an equal weighted view.</w:t>
+        <w:t>Because tile size is market capitalization, a handful of giant companies can make the whole map look uniformly green or red even when most smaller companies moved the opposite way. The fix is to also report an equal weighted view.</w:t>
       </w:r>
     </w:p>
     <w:p>
       <w:pPr>
         <w:pStyle w:val="Heading1"/>
         <w:pBdr>
-          <w:bottom w:val="single" w:color="CCCCCC" w:sz="6" w:space="4"/>
+          <w:bottom w:val="single" w:sz="6" w:space="4" w:color="CCCCCC"/>
         </w:pBdr>
-        <w:spacing w:after="140" w:before="320"/>
+        <w:spacing w:before="320" w:after="140"/>
       </w:pPr>
       <w:r>
         <w:rPr>
@@ -371,28 +471,32 @@
           <w:bCs/>
           <w:color w:val="1A1A1A"/>
         </w:rPr>
-        <w:t xml:space="preserve">Redesign Rationale</w:t>
-      </w:r>
-    </w:p>
-    <w:p>
-      <w:pPr>
-        <w:spacing w:after="160" w:line="300"/>
-      </w:pPr>
-      <w:r>
-        <w:t xml:space="preserve">The redesign is a linked pair of views built with D3.js, shown in Figures 2 and 3: hover a sector, click to drill into its companies, or switch the toggles, and both views respond.</w:t>
-      </w:r>
-    </w:p>
-    <w:p>
-      <w:pPr>
-        <w:spacing w:after="40" w:before="80"/>
+        <w:t>Redesign Rationale</w:t>
+      </w:r>
+    </w:p>
+    <w:p>
+      <w:pPr>
+        <w:spacing w:after="160" w:line="300" w:lineRule="auto"/>
+      </w:pPr>
+      <w:r>
+        <w:t>The redesign is a linked pair of views built with D3.js, shown in Figures 2 and 3: hover a sector, click to drill into its companies, or switch the toggles, and both views respond.</w:t>
+      </w:r>
+    </w:p>
+    <w:p>
+      <w:pPr>
+        <w:spacing w:before="80" w:after="40"/>
         <w:jc w:val="center"/>
       </w:pPr>
       <w:r>
+        <w:rPr>
+          <w:noProof/>
+        </w:rPr>
+        <w:lastRenderedPageBreak/>
         <w:drawing>
-          <wp:inline distT="0" distB="0" distL="0" distR="0">
+          <wp:inline distT="0" distB="0" distL="0" distR="0" wp14:anchorId="2AA50B13" wp14:editId="18A68F55">
             <wp:extent cx="5667375" cy="6143625"/>
-            <wp:effectExtent t="0" r="0" b="0" l="0"/>
-            <wp:docPr id="1" name="" descr="" title=""/>
+            <wp:effectExtent l="0" t="0" r="0" b="0"/>
+            <wp:docPr id="788426411" name="Picture 788426411"/>
             <wp:cNvGraphicFramePr>
               <a:graphicFrameLocks xmlns:a="http://schemas.openxmlformats.org/drawingml/2006/main" noChangeAspect="1"/>
             </wp:cNvGraphicFramePr>
@@ -400,13 +504,13 @@
               <a:graphicData uri="http://schemas.openxmlformats.org/drawingml/2006/picture">
                 <pic:pic xmlns:pic="http://schemas.openxmlformats.org/drawingml/2006/picture">
                   <pic:nvPicPr>
-                    <pic:cNvPr id="0" name="" descr=""/>
+                    <pic:cNvPr id="0" name=""/>
                     <pic:cNvPicPr>
                       <a:picLocks noChangeAspect="1" noChangeArrowheads="1"/>
                     </pic:cNvPicPr>
                   </pic:nvPicPr>
                   <pic:blipFill>
-                    <a:blip r:embed="rId8" cstate="none"/>
+                    <a:blip r:embed="rId8"/>
                     <a:srcRect/>
                     <a:stretch>
                       <a:fillRect/>
@@ -430,7 +534,7 @@
     </w:p>
     <w:p>
       <w:pPr>
-        <w:spacing w:after="40" w:before="100"/>
+        <w:spacing w:before="100" w:after="40"/>
         <w:jc w:val="center"/>
       </w:pPr>
       <w:r>
@@ -440,7 +544,7 @@
           <w:sz w:val="20"/>
           <w:szCs w:val="20"/>
         </w:rPr>
-        <w:t xml:space="preserve">Figure 2: Market Cap by Sector.</w:t>
+        <w:t>Figure 2: Market Cap by Sector.</w:t>
       </w:r>
     </w:p>
     <w:p>
@@ -454,20 +558,60 @@
           <w:sz w:val="19"/>
           <w:szCs w:val="19"/>
         </w:rPr>
-        <w:t xml:space="preserve">Redesigned treemap. Tile area is market capitalization, grouped by GICS sector; tile color reinforces daily percent change. Author's D3.js redesign, S&amp;P 500 snapshot retrieved September 24, 2026.</w:t>
-      </w:r>
-    </w:p>
-    <w:p>
-      <w:pPr>
-        <w:spacing w:after="40" w:before="80"/>
+        <w:t xml:space="preserve">Redesigned </w:t>
+      </w:r>
+      <w:proofErr w:type="spellStart"/>
+      <w:r>
+        <w:rPr>
+          <w:color w:val="555555"/>
+          <w:sz w:val="19"/>
+          <w:szCs w:val="19"/>
+        </w:rPr>
+        <w:t>treemap</w:t>
+      </w:r>
+      <w:proofErr w:type="spellEnd"/>
+      <w:r>
+        <w:rPr>
+          <w:color w:val="555555"/>
+          <w:sz w:val="19"/>
+          <w:szCs w:val="19"/>
+        </w:rPr>
+        <w:t xml:space="preserve">. Tile area is market capitalization, grouped by GICS sector; tile </w:t>
+      </w:r>
+      <w:proofErr w:type="spellStart"/>
+      <w:r>
+        <w:rPr>
+          <w:color w:val="555555"/>
+          <w:sz w:val="19"/>
+          <w:szCs w:val="19"/>
+        </w:rPr>
+        <w:t>color</w:t>
+      </w:r>
+      <w:proofErr w:type="spellEnd"/>
+      <w:r>
+        <w:rPr>
+          <w:color w:val="555555"/>
+          <w:sz w:val="19"/>
+          <w:szCs w:val="19"/>
+        </w:rPr>
+        <w:t xml:space="preserve"> reinforces daily percent change. Author's D3.js redesign, S&amp;P 500 snapshot retrieved September 24, 2026.</w:t>
+      </w:r>
+    </w:p>
+    <w:p>
+      <w:pPr>
+        <w:spacing w:before="80" w:after="40"/>
         <w:jc w:val="center"/>
       </w:pPr>
       <w:r>
+        <w:rPr>
+          <w:noProof/>
+        </w:rPr>
+        <w:lastRenderedPageBreak/>
         <w:drawing>
-          <wp:inline distT="0" distB="0" distL="0" distR="0">
+          <wp:inline distT="0" distB="0" distL="0" distR="0" wp14:anchorId="48D57B1B" wp14:editId="40E0A2BC">
             <wp:extent cx="5667375" cy="5572125"/>
-            <wp:effectExtent t="0" r="0" b="0" l="0"/>
-            <wp:docPr id="1" name="" descr="" title=""/>
+            <wp:effectExtent l="0" t="0" r="0" b="0"/>
+            <wp:docPr id="901988649" name="Picture 901988649"/>
             <wp:cNvGraphicFramePr>
               <a:graphicFrameLocks xmlns:a="http://schemas.openxmlformats.org/drawingml/2006/main" noChangeAspect="1"/>
             </wp:cNvGraphicFramePr>
@@ -475,13 +619,13 @@
               <a:graphicData uri="http://schemas.openxmlformats.org/drawingml/2006/picture">
                 <pic:pic xmlns:pic="http://schemas.openxmlformats.org/drawingml/2006/picture">
                   <pic:nvPicPr>
-                    <pic:cNvPr id="0" name="" descr=""/>
+                    <pic:cNvPr id="0" name=""/>
                     <pic:cNvPicPr>
                       <a:picLocks noChangeAspect="1" noChangeArrowheads="1"/>
                     </pic:cNvPicPr>
                   </pic:nvPicPr>
                   <pic:blipFill>
-                    <a:blip r:embed="rId9" cstate="none"/>
+                    <a:blip r:embed="rId9"/>
                     <a:srcRect/>
                     <a:stretch>
                       <a:fillRect/>
@@ -505,7 +649,7 @@
     </w:p>
     <w:p>
       <w:pPr>
-        <w:spacing w:after="40" w:before="100"/>
+        <w:spacing w:before="100" w:after="40"/>
         <w:jc w:val="center"/>
       </w:pPr>
       <w:r>
@@ -515,7 +659,7 @@
           <w:sz w:val="20"/>
           <w:szCs w:val="20"/>
         </w:rPr>
-        <w:t xml:space="preserve">Figure 3: Ranked Sector Change.</w:t>
+        <w:t>Figure 3: Ranked Sector Change.</w:t>
       </w:r>
     </w:p>
     <w:p>
@@ -529,36 +673,107 @@
           <w:sz w:val="19"/>
           <w:szCs w:val="19"/>
         </w:rPr>
-        <w:t xml:space="preserve">Daily percent change on bar length and position from a zero line, ranked from best to worst performing sector, linked to Figure 2. Author's D3.js redesign, S&amp;P 500 snapshot retrieved September 24, 2026.</w:t>
-      </w:r>
-    </w:p>
-    <w:p>
-      <w:pPr>
-        <w:spacing w:after="160" w:line="300"/>
-      </w:pPr>
-      <w:r>
-        <w:t xml:space="preserve">The first pair of changes fixes how change is read. Daily percent change moves off tile color and onto bar length and position along a zero-centered axis. This addresses the competing channels problem by giving change a precise, dedicated channel where a viewer can rank sectors and companies rather than sensing direction from a color. Once change had its own channel, color no longer needed to carry precise information. Every bar is recolored with a single flat green or red instead of a gradient, which fixes the imprecise color problem as well. Color now marks sign only and never repeats what bar length already shows.</w:t>
-      </w:r>
-    </w:p>
-    <w:p>
-      <w:pPr>
-        <w:spacing w:after="160" w:line="300"/>
-      </w:pPr>
-      <w:r>
-        <w:t xml:space="preserve">The remaining two changes fix how a market-wide move is summarized. A toggle between cap-weighted and equal-weighted sector averages, paired with a breadth summary of advancers and decliners, addresses the cap-weighting distortion. A viewer can confirm whether a move is broad-based or driven by a handful of large companies, rather than relying on one headline number. The compare panel, shown in Figure 4, extends that idea to individual companies. A viewer searches for any company and adds it to a shared chart, so companies from different sectors sit on one axis. This supports a task the original design cannot do at all, comparing specific companies directly instead of scanning the whole map. It reuses the same flat colors and signed labels as the sector chart.</w:t>
-      </w:r>
-    </w:p>
-    <w:p>
-      <w:pPr>
-        <w:spacing w:after="40" w:before="80"/>
+        <w:t>Daily percent change on bar length and position from a zero line, ranked from best to worst performing sector, linked to Figure 2. Author's D3.js redesign, S&amp;P 500 snapshot retrieved September 24, 2026.</w:t>
+      </w:r>
+    </w:p>
+    <w:p>
+      <w:pPr>
+        <w:spacing w:after="160" w:line="300" w:lineRule="auto"/>
+      </w:pPr>
+      <w:r>
+        <w:t xml:space="preserve">The first pair of changes fixes how change is read. Daily percent change moves off tile </w:t>
+      </w:r>
+      <w:proofErr w:type="spellStart"/>
+      <w:r>
+        <w:t>color</w:t>
+      </w:r>
+      <w:proofErr w:type="spellEnd"/>
+      <w:r>
+        <w:t xml:space="preserve"> and onto bar length and position along a zero-</w:t>
+      </w:r>
+      <w:proofErr w:type="spellStart"/>
+      <w:r>
+        <w:t>centered</w:t>
+      </w:r>
+      <w:proofErr w:type="spellEnd"/>
+      <w:r>
+        <w:t xml:space="preserve"> axis. This addresses the competing channels problem by giving change a precise, dedicated channel where a viewer can rank sectors and companies rather than sensing direction from a </w:t>
+      </w:r>
+      <w:proofErr w:type="spellStart"/>
+      <w:r>
+        <w:t>color</w:t>
+      </w:r>
+      <w:proofErr w:type="spellEnd"/>
+      <w:r>
+        <w:t xml:space="preserve">. Once change had its own channel, </w:t>
+      </w:r>
+      <w:proofErr w:type="spellStart"/>
+      <w:r>
+        <w:t>color</w:t>
+      </w:r>
+      <w:proofErr w:type="spellEnd"/>
+      <w:r>
+        <w:t xml:space="preserve"> no longer needed to carry precise information. Every bar is </w:t>
+      </w:r>
+      <w:proofErr w:type="spellStart"/>
+      <w:r>
+        <w:t>recolored</w:t>
+      </w:r>
+      <w:proofErr w:type="spellEnd"/>
+      <w:r>
+        <w:t xml:space="preserve"> with a single flat green or red instead of a gradient, which fixes the imprecise </w:t>
+      </w:r>
+      <w:proofErr w:type="spellStart"/>
+      <w:r>
+        <w:t>color</w:t>
+      </w:r>
+      <w:proofErr w:type="spellEnd"/>
+      <w:r>
+        <w:t xml:space="preserve"> problem as well. </w:t>
+      </w:r>
+      <w:proofErr w:type="spellStart"/>
+      <w:r>
+        <w:t>Color</w:t>
+      </w:r>
+      <w:proofErr w:type="spellEnd"/>
+      <w:r>
+        <w:t xml:space="preserve"> now marks sign only and never repeats what bar length already shows.</w:t>
+      </w:r>
+    </w:p>
+    <w:p>
+      <w:pPr>
+        <w:spacing w:after="160" w:line="300" w:lineRule="auto"/>
+      </w:pPr>
+      <w:r>
+        <w:t xml:space="preserve">The remaining two changes fix how a market-wide move is summarized. A toggle between cap-weighted and equal-weighted sector averages, paired with a breadth summary of advancers and decliners, addresses the cap-weighting distortion. A viewer can confirm whether a move is broad-based or driven by a handful of large companies, rather than relying on one headline number. The compare panel, shown in Figure 4, </w:t>
+      </w:r>
+      <w:r>
+        <w:lastRenderedPageBreak/>
+        <w:t xml:space="preserve">extends that idea to individual companies. A viewer searches for any company and adds it to a shared chart, so companies from different sectors sit on one axis. This supports a task the original design cannot do at all, comparing specific companies directly instead of scanning the whole map. It reuses the same flat </w:t>
+      </w:r>
+      <w:proofErr w:type="spellStart"/>
+      <w:r>
+        <w:t>colors</w:t>
+      </w:r>
+      <w:proofErr w:type="spellEnd"/>
+      <w:r>
+        <w:t xml:space="preserve"> and signed labels as the sector chart.</w:t>
+      </w:r>
+    </w:p>
+    <w:p>
+      <w:pPr>
+        <w:spacing w:before="80" w:after="40"/>
         <w:jc w:val="center"/>
       </w:pPr>
       <w:r>
+        <w:rPr>
+          <w:noProof/>
+        </w:rPr>
         <w:drawing>
-          <wp:inline distT="0" distB="0" distL="0" distR="0">
+          <wp:inline distT="0" distB="0" distL="0" distR="0" wp14:anchorId="04CFDDAB" wp14:editId="357794A8">
             <wp:extent cx="5667375" cy="1790700"/>
-            <wp:effectExtent t="0" r="0" b="0" l="0"/>
-            <wp:docPr id="1" name="" descr="" title=""/>
+            <wp:effectExtent l="0" t="0" r="0" b="0"/>
+            <wp:docPr id="1892272965" name="Picture 1892272965"/>
             <wp:cNvGraphicFramePr>
               <a:graphicFrameLocks xmlns:a="http://schemas.openxmlformats.org/drawingml/2006/main" noChangeAspect="1"/>
             </wp:cNvGraphicFramePr>
@@ -566,13 +781,13 @@
               <a:graphicData uri="http://schemas.openxmlformats.org/drawingml/2006/picture">
                 <pic:pic xmlns:pic="http://schemas.openxmlformats.org/drawingml/2006/picture">
                   <pic:nvPicPr>
-                    <pic:cNvPr id="0" name="" descr=""/>
+                    <pic:cNvPr id="0" name=""/>
                     <pic:cNvPicPr>
                       <a:picLocks noChangeAspect="1" noChangeArrowheads="1"/>
                     </pic:cNvPicPr>
                   </pic:nvPicPr>
                   <pic:blipFill>
-                    <a:blip r:embed="rId10" cstate="none"/>
+                    <a:blip r:embed="rId10"/>
                     <a:srcRect/>
                     <a:stretch>
                       <a:fillRect/>
@@ -596,7 +811,7 @@
     </w:p>
     <w:p>
       <w:pPr>
-        <w:spacing w:after="40" w:before="100"/>
+        <w:spacing w:before="100" w:after="40"/>
         <w:jc w:val="center"/>
       </w:pPr>
       <w:r>
@@ -606,7 +821,7 @@
           <w:sz w:val="20"/>
           <w:szCs w:val="20"/>
         </w:rPr>
-        <w:t xml:space="preserve">Figure 4: Compare Any Companies Panel.</w:t>
+        <w:t>Figure 4: Compare Any Companies Panel.</w:t>
       </w:r>
     </w:p>
     <w:p>
@@ -620,16 +835,16 @@
           <w:sz w:val="19"/>
           <w:szCs w:val="19"/>
         </w:rPr>
-        <w:t xml:space="preserve">Example comparison: ExxonMobil (Energy) alongside Microsoft, Apple, and Nvidia (Information Technology) on one shared axis, added through the searchable dropdown. Author's D3.js redesign, S&amp;P 500 snapshot retrieved September 24, 2026.</w:t>
+        <w:t>Example comparison: ExxonMobil (Energy) alongside Microsoft, Apple, and Nvidia (Information Technology) on one shared axis, added through the searchable dropdown. Author's D3.js redesign, S&amp;P 500 snapshot retrieved September 24, 2026.</w:t>
       </w:r>
     </w:p>
     <w:p>
       <w:pPr>
         <w:pStyle w:val="Heading1"/>
         <w:pBdr>
-          <w:bottom w:val="single" w:color="CCCCCC" w:sz="6" w:space="4"/>
+          <w:bottom w:val="single" w:sz="6" w:space="4" w:color="CCCCCC"/>
         </w:pBdr>
-        <w:spacing w:after="140" w:before="320"/>
+        <w:spacing w:before="320" w:after="140"/>
       </w:pPr>
       <w:r>
         <w:rPr>
@@ -637,32 +852,64 @@
           <w:bCs/>
           <w:color w:val="1A1A1A"/>
         </w:rPr>
-        <w:t xml:space="preserve">Original vs. Redesign</w:t>
-      </w:r>
-    </w:p>
-    <w:p>
-      <w:pPr>
-        <w:spacing w:after="160" w:line="300"/>
-      </w:pPr>
-      <w:r>
-        <w:t xml:space="preserve">Four changes separate the redesign from the original, each mapped to a weakness identified above. Daily percent change moved from tile color to bar length and position, so a viewer reads and ranks performance directly rather than judging it by a color's intensity. Bar color changed from a continuous gradient to a single flat green or red, removing the redundant encoding that had two channels competing for the same message. A weight toggle and breadth summary let a viewer see the cap-weighted number the index reports alongside the equal-weighted number that reflects the typical company, surfacing cases where the two diverge. Finally, the compare panel adds a task the original visualization never supported, placing any selection of companies from different sectors on one shared axis instead of hunting across the map.</w:t>
-      </w:r>
-    </w:p>
-    <w:p>
-      <w:pPr>
-        <w:spacing w:after="160" w:line="300"/>
-      </w:pPr>
-      <w:r>
-        <w:t xml:space="preserve">Together these changes make ranking and precise comparison much easier. A viewer can see immediately which sector moved the most and confirm whether that move was broad-based or driven by a few large companies. The original only supported that by scanning for color intensity. The trade-off is density. The original shows all five hundred companies on one screen, while the redesign asks a viewer to drill into a sector to see individual companies.</w:t>
+        <w:t>Original vs. Redesign</w:t>
+      </w:r>
+    </w:p>
+    <w:p>
+      <w:pPr>
+        <w:spacing w:after="160" w:line="300" w:lineRule="auto"/>
+      </w:pPr>
+      <w:r>
+        <w:t xml:space="preserve">Four changes separate the redesign from the original, each mapped to a weakness identified above. Daily percent change moved from tile </w:t>
+      </w:r>
+      <w:proofErr w:type="spellStart"/>
+      <w:r>
+        <w:t>color</w:t>
+      </w:r>
+      <w:proofErr w:type="spellEnd"/>
+      <w:r>
+        <w:t xml:space="preserve"> to bar length and position, so a viewer reads and ranks performance directly rather than judging it by a </w:t>
+      </w:r>
+      <w:proofErr w:type="spellStart"/>
+      <w:r>
+        <w:t>color's</w:t>
+      </w:r>
+      <w:proofErr w:type="spellEnd"/>
+      <w:r>
+        <w:t xml:space="preserve"> intensity. Bar </w:t>
+      </w:r>
+      <w:proofErr w:type="spellStart"/>
+      <w:r>
+        <w:t>color</w:t>
+      </w:r>
+      <w:proofErr w:type="spellEnd"/>
+      <w:r>
+        <w:t xml:space="preserve"> changed from a continuous gradient to a single flat green or red, removing the redundant encoding that had two channels competing for the same message. A weight toggle and breadth summary let a viewer see the cap-weighted number the index reports alongside the equal-weighted number that reflects the typical company, surfacing cases where the two diverge. Finally, the compare panel adds a task the original visualization never supported, placing any selection of companies from different sectors on one shared axis instead of hunting across the map.</w:t>
+      </w:r>
+    </w:p>
+    <w:p>
+      <w:pPr>
+        <w:spacing w:after="160" w:line="300" w:lineRule="auto"/>
+      </w:pPr>
+      <w:r>
+        <w:t xml:space="preserve">Together these changes make ranking and precise comparison much easier. A viewer can see immediately which sector moved the most and confirm whether that move was broad-based or driven by a few large companies. The original only supported that by scanning for </w:t>
+      </w:r>
+      <w:proofErr w:type="spellStart"/>
+      <w:r>
+        <w:t>color</w:t>
+      </w:r>
+      <w:proofErr w:type="spellEnd"/>
+      <w:r>
+        <w:t xml:space="preserve"> intensity. The trade-off is density. The original shows all five hundred companies on one screen, while the redesign asks a viewer to drill into a sector to see individual companies.</w:t>
       </w:r>
     </w:p>
     <w:p>
       <w:pPr>
         <w:pStyle w:val="Heading1"/>
         <w:pBdr>
-          <w:bottom w:val="single" w:color="CCCCCC" w:sz="6" w:space="4"/>
+          <w:bottom w:val="single" w:sz="6" w:space="4" w:color="CCCCCC"/>
         </w:pBdr>
-        <w:spacing w:after="140" w:before="320"/>
+        <w:spacing w:before="320" w:after="140"/>
       </w:pPr>
       <w:r>
         <w:rPr>
@@ -670,7 +917,7 @@
           <w:bCs/>
           <w:color w:val="1A1A1A"/>
         </w:rPr>
-        <w:t xml:space="preserve">Data Sources and References</w:t>
+        <w:t>Data Sources and References</w:t>
       </w:r>
     </w:p>
     <w:p>
@@ -680,27 +927,32 @@
           <w:ilvl w:val="0"/>
           <w:numId w:val="4"/>
         </w:numPr>
-        <w:spacing w:after="160" w:line="300"/>
-      </w:pPr>
-      <w:r>
-        <w:t xml:space="preserve">Finviz. (n.d.). </w:t>
+        <w:spacing w:after="160" w:line="300" w:lineRule="auto"/>
+      </w:pPr>
+      <w:proofErr w:type="spellStart"/>
+      <w:r>
+        <w:t>Finviz</w:t>
+      </w:r>
+      <w:proofErr w:type="spellEnd"/>
+      <w:r>
+        <w:t xml:space="preserve">. (n.d.). </w:t>
       </w:r>
       <w:r>
         <w:rPr>
           <w:i/>
           <w:iCs/>
         </w:rPr>
-        <w:t xml:space="preserve">S&amp;P 500 Map</w:t>
+        <w:t>S&amp;P 500 Map</w:t>
       </w:r>
       <w:r>
         <w:t xml:space="preserve">. Finviz.com. </w:t>
       </w:r>
-      <w:hyperlink w:history="1" r:id="rIdnn5jat4io1hktziakaxtp">
+      <w:hyperlink r:id="rId11" w:history="1">
         <w:r>
           <w:rPr>
             <w:rStyle w:val="Hyperlink"/>
           </w:rPr>
-          <w:t xml:space="preserve">finviz.com/map</w:t>
+          <w:t>finviz.com/map</w:t>
         </w:r>
       </w:hyperlink>
     </w:p>
@@ -711,28 +963,45 @@
           <w:ilvl w:val="0"/>
           <w:numId w:val="4"/>
         </w:numPr>
-        <w:spacing w:after="160" w:line="300"/>
+        <w:spacing w:after="160" w:line="300" w:lineRule="auto"/>
       </w:pPr>
       <w:r>
         <w:t xml:space="preserve">Harley, K., &amp; Kaley, A. (2019). </w:t>
       </w:r>
+      <w:proofErr w:type="spellStart"/>
       <w:r>
         <w:rPr>
           <w:i/>
           <w:iCs/>
         </w:rPr>
-        <w:t xml:space="preserve">Treemaps: Data Visualization of Complex Hierarchies</w:t>
+        <w:t>Treemaps</w:t>
+      </w:r>
+      <w:proofErr w:type="spellEnd"/>
+      <w:r>
+        <w:rPr>
+          <w:i/>
+          <w:iCs/>
+        </w:rPr>
+        <w:t>: Data Visualization of Complex Hierarchies</w:t>
       </w:r>
       <w:r>
         <w:t xml:space="preserve">. Nielsen Norman Group. </w:t>
       </w:r>
-      <w:hyperlink w:history="1" r:id="rIddibbrzfmpx30tl_q69wlq">
+      <w:hyperlink r:id="rId12" w:history="1">
         <w:r>
           <w:rPr>
             <w:rStyle w:val="Hyperlink"/>
           </w:rPr>
-          <w:t xml:space="preserve">nngroup.com/articles/treemaps</w:t>
+          <w:t>nngroup.com/articles/</w:t>
         </w:r>
+        <w:proofErr w:type="spellStart"/>
+        <w:r>
+          <w:rPr>
+            <w:rStyle w:val="Hyperlink"/>
+          </w:rPr>
+          <w:t>treemaps</w:t>
+        </w:r>
+        <w:proofErr w:type="spellEnd"/>
       </w:hyperlink>
     </w:p>
     <w:p>
@@ -742,17 +1011,17 @@
           <w:ilvl w:val="0"/>
           <w:numId w:val="4"/>
         </w:numPr>
-        <w:spacing w:after="160" w:line="300"/>
+        <w:spacing w:after="160" w:line="300" w:lineRule="auto"/>
       </w:pPr>
       <w:r>
         <w:t xml:space="preserve">Nasdaq. Stock Screener market data (market cap, price, daily change). Accessed 24 Sept. 2026 via </w:t>
       </w:r>
-      <w:hyperlink w:history="1" r:id="rIdyxxdaiqkd6avh25pgocgr">
+      <w:hyperlink r:id="rId13" w:history="1">
         <w:r>
           <w:rPr>
             <w:rStyle w:val="Hyperlink"/>
           </w:rPr>
-          <w:t xml:space="preserve">github.com/zyhe16/top-us-stock-tickers</w:t>
+          <w:t>github.com/zyhe16/top-us-stock-tickers</w:t>
         </w:r>
       </w:hyperlink>
       <w:r>
@@ -766,9 +1035,10 @@
           <w:ilvl w:val="0"/>
           <w:numId w:val="4"/>
         </w:numPr>
-        <w:spacing w:after="160" w:line="300"/>
-      </w:pPr>
-      <w:r>
+        <w:spacing w:after="160" w:line="300" w:lineRule="auto"/>
+      </w:pPr>
+      <w:r>
+        <w:lastRenderedPageBreak/>
         <w:t xml:space="preserve">Wikipedia contributors. </w:t>
       </w:r>
       <w:r>
@@ -776,17 +1046,17 @@
           <w:i/>
           <w:iCs/>
         </w:rPr>
-        <w:t xml:space="preserve">List of S&amp;P 500 companies</w:t>
+        <w:t>List of S&amp;P 500 companies</w:t>
       </w:r>
       <w:r>
         <w:t xml:space="preserve"> (GICS sectors). Accessed 24 Sept. 2026 via the </w:t>
       </w:r>
-      <w:hyperlink w:history="1" r:id="rIdnth9dsdjtjwsh3ade6psx">
+      <w:hyperlink r:id="rId14" w:history="1">
         <w:r>
           <w:rPr>
             <w:rStyle w:val="Hyperlink"/>
           </w:rPr>
-          <w:t xml:space="preserve">datahub package</w:t>
+          <w:t>datahub package</w:t>
         </w:r>
       </w:hyperlink>
       <w:r>
@@ -800,124 +1070,218 @@
           <w:ilvl w:val="0"/>
           <w:numId w:val="4"/>
         </w:numPr>
-        <w:spacing w:after="160" w:line="300"/>
-      </w:pPr>
-      <w:r>
-        <w:t xml:space="preserve">Redesign data file: sp500_snapshot.json, built with </w:t>
-      </w:r>
-      <w:hyperlink w:history="1" r:id="rIdej8e2wutaxbj4qchckxsd">
+        <w:spacing w:after="160" w:line="300" w:lineRule="auto"/>
+      </w:pPr>
+      <w:r>
+        <w:t>Redesign data file: sp500_</w:t>
+      </w:r>
+      <w:proofErr w:type="gramStart"/>
+      <w:r>
+        <w:t>snapshot.json</w:t>
+      </w:r>
+      <w:proofErr w:type="gramEnd"/>
+      <w:r>
+        <w:t xml:space="preserve">, built with </w:t>
+      </w:r>
+      <w:hyperlink r:id="rId15" w:history="1">
         <w:r>
           <w:rPr>
             <w:rStyle w:val="Hyperlink"/>
           </w:rPr>
-          <w:t xml:space="preserve">D3.js v7</w:t>
+          <w:t>D3.js v7</w:t>
         </w:r>
       </w:hyperlink>
       <w:r>
         <w:t xml:space="preserve">. Full build and code: </w:t>
       </w:r>
-      <w:hyperlink w:history="1" r:id="rId3txa0ucv0levd7dtq5fb9">
+      <w:hyperlink r:id="rId16" w:history="1">
         <w:r>
           <w:rPr>
             <w:rStyle w:val="Hyperlink"/>
           </w:rPr>
-          <w:t xml:space="preserve">muhammadanastahir.github.io/stats401-labs</w:t>
+          <w:t>muhammadanastahir.github.io/stats401-labs</w:t>
         </w:r>
       </w:hyperlink>
     </w:p>
     <w:sectPr>
-      <w:pgSz w:w="12240" w:h="15840" w:orient="portrait"/>
+      <w:pgSz w:w="12240" w:h="15840"/>
       <w:pgMar w:top="1080" w:right="1260" w:bottom="1080" w:left="1260" w:header="708" w:footer="708" w:gutter="0"/>
-      <w:pgNumType/>
+      <w:cols w:space="720"/>
       <w:docGrid w:linePitch="360"/>
     </w:sectPr>
   </w:body>
 </w:document>
 </file>
 
-<file path=word/comments.xml><?xml version="1.0" encoding="utf-8"?>
-<w:comments xmlns:cx="http://schemas.microsoft.com/office/drawing/2014/chartex" xmlns:cx1="http://schemas.microsoft.com/office/drawing/2015/9/8/chartex" xmlns:cx2="http://schemas.microsoft.com/office/drawing/2015/10/21/chartex" xmlns:cx3="http://schemas.microsoft.com/office/drawing/2016/5/9/chartex" xmlns:cx4="http://schemas.microsoft.com/office/drawing/2016/5/10/chartex" xmlns:cx5="http://schemas.microsoft.com/office/drawing/2016/5/11/chartex" xmlns:cx6="http://schemas.microsoft.com/office/drawing/2016/5/12/chartex" xmlns:cx7="http://schemas.microsoft.com/office/drawing/2016/5/13/chartex" xmlns:cx8="http://schemas.microsoft.com/office/drawing/2016/5/14/chartex" xmlns:mc="http://schemas.openxmlformats.org/markup-compatibility/2006" xmlns:aink="http://schemas.microsoft.com/office/drawing/2016/ink" xmlns:am3d="http://schemas.microsoft.com/office/drawing/2017/model3d" xmlns:o="urn:schemas-microsoft-com:office:office" xmlns:r="http://schemas.openxmlformats.org/officeDocument/2006/relationships" xmlns:m="http://schemas.openxmlformats.org/officeDocument/2006/math" xmlns:v="urn:schemas-microsoft-com:vml" xmlns:wp14="http://schemas.microsoft.com/office/word/2010/wordprocessingDrawing" xmlns:wp="http://schemas.openxmlformats.org/drawingml/2006/wordprocessingDrawing" xmlns:w10="urn:schemas-microsoft-com:office:word" xmlns:w="http://schemas.openxmlformats.org/wordprocessingml/2006/main" xmlns:w14="http://schemas.microsoft.com/office/word/2010/wordml" xmlns:w15="http://schemas.microsoft.com/office/word/2012/wordml" xmlns:w16cex="http://schemas.microsoft.com/office/word/2018/wordml/cex" xmlns:w16cid="http://schemas.microsoft.com/office/word/2016/wordml/cid" xmlns:w16="http://schemas.microsoft.com/office/word/2018/wordml" xmlns:w16sdtdh="http://schemas.microsoft.com/office/word/2020/wordml/sdtdatahash" xmlns:w16se="http://schemas.microsoft.com/office/word/2015/wordml/symex" xmlns:wpg="http://schemas.microsoft.com/office/word/2010/wordprocessingGroup" xmlns:wpi="http://schemas.microsoft.com/office/word/2010/wordprocessingInk" xmlns:wne="http://schemas.microsoft.com/office/word/2006/wordml" xmlns:wps="http://schemas.microsoft.com/office/word/2010/wordprocessingShape"/>
-</file>
-
-<file path=word/endnotes.xml><?xml version="1.0" encoding="utf-8"?>
-<w:endnotes xmlns:wpc="http://schemas.microsoft.com/office/word/2010/wordprocessingCanvas" xmlns:mc="http://schemas.openxmlformats.org/markup-compatibility/2006" xmlns:o="urn:schemas-microsoft-com:office:office" xmlns:r="http://schemas.openxmlformats.org/officeDocument/2006/relationships" xmlns:m="http://schemas.openxmlformats.org/officeDocument/2006/math" xmlns:v="urn:schemas-microsoft-com:vml" xmlns:wp14="http://schemas.microsoft.com/office/word/2010/wordprocessingDrawing" xmlns:wp="http://schemas.openxmlformats.org/drawingml/2006/wordprocessingDrawing" xmlns:w10="urn:schemas-microsoft-com:office:word" xmlns:w="http://schemas.openxmlformats.org/wordprocessingml/2006/main" xmlns:w14="http://schemas.microsoft.com/office/word/2010/wordml" xmlns:w15="http://schemas.microsoft.com/office/word/2012/wordml" xmlns:wpg="http://schemas.microsoft.com/office/word/2010/wordprocessingGroup" xmlns:wpi="http://schemas.microsoft.com/office/word/2010/wordprocessingInk" xmlns:wne="http://schemas.microsoft.com/office/word/2006/wordml" xmlns:wps="http://schemas.microsoft.com/office/word/2010/wordprocessingShape" mc:Ignorable="w14 w15 wp14">
-  <w:endnote w:type="separator" w:id="-1">
-    <w:p>
-      <w:pPr>
-        <w:spacing w:after="0" w:line="240" w:lineRule="auto"/>
-      </w:pPr>
-      <w:r>
-        <w:rPr>
-          <w:rStyle w:val="EndnoteReference"/>
-        </w:rPr>
-        <w:endnoteRef/>
-      </w:r>
-      <w:r>
-        <w:separator/>
-      </w:r>
-    </w:p>
-  </w:endnote>
-  <w:endnote w:type="continuationSeparator" w:id="0">
-    <w:p>
-      <w:pPr>
-        <w:spacing w:after="0" w:line="240" w:lineRule="auto"/>
-      </w:pPr>
-      <w:r>
-        <w:rPr>
-          <w:rStyle w:val="EndnoteReference"/>
-        </w:rPr>
-        <w:endnoteRef/>
-      </w:r>
-      <w:r>
-        <w:continuationSeparator/>
-      </w:r>
-    </w:p>
-  </w:endnote>
-</w:endnotes>
-</file>
-
-<file path=word/footnotes.xml><?xml version="1.0" encoding="utf-8"?>
-<w:footnotes xmlns:wpc="http://schemas.microsoft.com/office/word/2010/wordprocessingCanvas" xmlns:mc="http://schemas.openxmlformats.org/markup-compatibility/2006" xmlns:o="urn:schemas-microsoft-com:office:office" xmlns:r="http://schemas.openxmlformats.org/officeDocument/2006/relationships" xmlns:m="http://schemas.openxmlformats.org/officeDocument/2006/math" xmlns:v="urn:schemas-microsoft-com:vml" xmlns:wp14="http://schemas.microsoft.com/office/word/2010/wordprocessingDrawing" xmlns:wp="http://schemas.openxmlformats.org/drawingml/2006/wordprocessingDrawing" xmlns:w10="urn:schemas-microsoft-com:office:word" xmlns:w="http://schemas.openxmlformats.org/wordprocessingml/2006/main" xmlns:w14="http://schemas.microsoft.com/office/word/2010/wordml" xmlns:w15="http://schemas.microsoft.com/office/word/2012/wordml" xmlns:wpg="http://schemas.microsoft.com/office/word/2010/wordprocessingGroup" xmlns:wpi="http://schemas.microsoft.com/office/word/2010/wordprocessingInk" xmlns:wne="http://schemas.microsoft.com/office/word/2006/wordml" xmlns:wps="http://schemas.microsoft.com/office/word/2010/wordprocessingShape" mc:Ignorable="w14 w15 wp14">
-  <w:footnote w:type="separator" w:id="-1">
-    <w:p>
-      <w:pPr>
-        <w:spacing w:after="0" w:line="240" w:lineRule="auto"/>
-      </w:pPr>
-      <w:r>
-        <w:rPr>
-          <w:rStyle w:val="FootnoteReference"/>
-        </w:rPr>
-        <w:footnoteRef/>
-      </w:r>
-      <w:r>
-        <w:separator/>
-      </w:r>
-    </w:p>
-  </w:footnote>
-  <w:footnote w:type="continuationSeparator" w:id="0">
-    <w:p>
-      <w:pPr>
-        <w:spacing w:after="0" w:line="240" w:lineRule="auto"/>
-      </w:pPr>
-      <w:r>
-        <w:rPr>
-          <w:rStyle w:val="FootnoteReference"/>
-        </w:rPr>
-        <w:footnoteRef/>
-      </w:r>
-      <w:r>
-        <w:continuationSeparator/>
-      </w:r>
-    </w:p>
-  </w:footnote>
-</w:footnotes>
-</file>
-
 <file path=word/numbering.xml><?xml version="1.0" encoding="utf-8"?>
-<w:numbering xmlns:wpc="http://schemas.microsoft.com/office/word/2010/wordprocessingCanvas" xmlns:mc="http://schemas.openxmlformats.org/markup-compatibility/2006" xmlns:o="urn:schemas-microsoft-com:office:office" xmlns:r="http://schemas.openxmlformats.org/officeDocument/2006/relationships" xmlns:m="http://schemas.openxmlformats.org/officeDocument/2006/math" xmlns:v="urn:schemas-microsoft-com:vml" xmlns:wp14="http://schemas.microsoft.com/office/word/2010/wordprocessingDrawing" xmlns:wp="http://schemas.openxmlformats.org/drawingml/2006/wordprocessingDrawing" xmlns:w10="urn:schemas-microsoft-com:office:word" xmlns:w="http://schemas.openxmlformats.org/wordprocessingml/2006/main" xmlns:w14="http://schemas.microsoft.com/office/word/2010/wordml" xmlns:w15="http://schemas.microsoft.com/office/word/2012/wordml" xmlns:wpg="http://schemas.microsoft.com/office/word/2010/wordprocessingGroup" xmlns:wpi="http://schemas.microsoft.com/office/word/2010/wordprocessingInk" xmlns:wne="http://schemas.microsoft.com/office/word/2006/wordml" xmlns:wps="http://schemas.microsoft.com/office/word/2010/wordprocessingShape" mc:Ignorable="w14 w15 wp14">
+<w:numbering xmlns:wpc="http://schemas.microsoft.com/office/word/2010/wordprocessingCanvas" xmlns:cx="http://schemas.microsoft.com/office/drawing/2014/chartex" xmlns:cx1="http://schemas.microsoft.com/office/drawing/2015/9/8/chartex" xmlns:cx2="http://schemas.microsoft.com/office/drawing/2015/10/21/chartex" xmlns:cx3="http://schemas.microsoft.com/office/drawing/2016/5/9/chartex" xmlns:cx4="http://schemas.microsoft.com/office/drawing/2016/5/10/chartex" xmlns:cx5="http://schemas.microsoft.com/office/drawing/2016/5/11/chartex" xmlns:cx6="http://schemas.microsoft.com/office/drawing/2016/5/12/chartex" xmlns:cx7="http://schemas.microsoft.com/office/drawing/2016/5/13/chartex" xmlns:cx8="http://schemas.microsoft.com/office/drawing/2016/5/14/chartex" xmlns:mc="http://schemas.openxmlformats.org/markup-compatibility/2006" xmlns:aink="http://schemas.microsoft.com/office/drawing/2016/ink" xmlns:am3d="http://schemas.microsoft.com/office/drawing/2017/model3d" xmlns:o="urn:schemas-microsoft-com:office:office" xmlns:oel="http://schemas.microsoft.com/office/2019/extlst" xmlns:r="http://schemas.openxmlformats.org/officeDocument/2006/relationships" xmlns:m="http://schemas.openxmlformats.org/officeDocument/2006/math" xmlns:v="urn:schemas-microsoft-com:vml" xmlns:wp14="http://schemas.microsoft.com/office/word/2010/wordprocessingDrawing" xmlns:wp="http://schemas.openxmlformats.org/drawingml/2006/wordprocessingDrawing" xmlns:w10="urn:schemas-microsoft-com:office:word" xmlns:w="http://schemas.openxmlformats.org/wordprocessingml/2006/main" xmlns:w14="http://schemas.microsoft.com/office/word/2010/wordml" xmlns:w15="http://schemas.microsoft.com/office/word/2012/wordml" xmlns:w16cex="http://schemas.microsoft.com/office/word/2018/wordml/cex" xmlns:w16cid="http://schemas.microsoft.com/office/word/2016/wordml/cid" xmlns:w16="http://schemas.microsoft.com/office/word/2018/wordml" xmlns:w16du="http://schemas.microsoft.com/office/word/2023/wordml/word16du" xmlns:w16sdtdh="http://schemas.microsoft.com/office/word/2020/wordml/sdtdatahash" xmlns:w16sdtfl="http://schemas.microsoft.com/office/word/2024/wordml/sdtformatlock" xmlns:w16se="http://schemas.microsoft.com/office/word/2015/wordml/symex" xmlns:wpg="http://schemas.microsoft.com/office/word/2010/wordprocessingGroup" xmlns:wpi="http://schemas.microsoft.com/office/word/2010/wordprocessingInk" xmlns:wne="http://schemas.microsoft.com/office/word/2006/wordml" xmlns:wps="http://schemas.microsoft.com/office/word/2010/wordprocessingShape" mc:Ignorable="w14 w15 w16se w16cid w16 w16cex w16sdtdh w16sdtfl w16du wp14">
+  <w:abstractNum w:abstractNumId="0" w15:restartNumberingAfterBreak="0">
+    <w:nsid w:val="219C0314"/>
+    <w:multiLevelType w:val="hybridMultilevel"/>
+    <w:tmpl w:val="88AC9F8A"/>
+    <w:lvl w:ilvl="0" w:tplc="00A4FFD2">
+      <w:start w:val="1"/>
+      <w:numFmt w:val="decimal"/>
+      <w:lvlText w:val="%1."/>
+      <w:lvlJc w:val="left"/>
+      <w:pPr>
+        <w:ind w:left="450" w:hanging="360"/>
+      </w:pPr>
+    </w:lvl>
+    <w:lvl w:ilvl="1" w:tplc="AFB43CC0">
+      <w:numFmt w:val="decimal"/>
+      <w:lvlText w:val=""/>
+      <w:lvlJc w:val="left"/>
+    </w:lvl>
+    <w:lvl w:ilvl="2" w:tplc="F43665E2">
+      <w:numFmt w:val="decimal"/>
+      <w:lvlText w:val=""/>
+      <w:lvlJc w:val="left"/>
+    </w:lvl>
+    <w:lvl w:ilvl="3" w:tplc="E5AA6B98">
+      <w:numFmt w:val="decimal"/>
+      <w:lvlText w:val=""/>
+      <w:lvlJc w:val="left"/>
+    </w:lvl>
+    <w:lvl w:ilvl="4" w:tplc="3AC89810">
+      <w:numFmt w:val="decimal"/>
+      <w:lvlText w:val=""/>
+      <w:lvlJc w:val="left"/>
+    </w:lvl>
+    <w:lvl w:ilvl="5" w:tplc="04FA2B64">
+      <w:numFmt w:val="decimal"/>
+      <w:lvlText w:val=""/>
+      <w:lvlJc w:val="left"/>
+    </w:lvl>
+    <w:lvl w:ilvl="6" w:tplc="14B00B38">
+      <w:numFmt w:val="decimal"/>
+      <w:lvlText w:val=""/>
+      <w:lvlJc w:val="left"/>
+    </w:lvl>
+    <w:lvl w:ilvl="7" w:tplc="E65CFFFA">
+      <w:numFmt w:val="decimal"/>
+      <w:lvlText w:val=""/>
+      <w:lvlJc w:val="left"/>
+    </w:lvl>
+    <w:lvl w:ilvl="8" w:tplc="E884D3E6">
+      <w:numFmt w:val="decimal"/>
+      <w:lvlText w:val=""/>
+      <w:lvlJc w:val="left"/>
+    </w:lvl>
+  </w:abstractNum>
   <w:abstractNum w:abstractNumId="1" w15:restartNumberingAfterBreak="0">
+    <w:nsid w:val="4B9B3EFF"/>
     <w:multiLevelType w:val="hybridMultilevel"/>
-    <w:lvl w:ilvl="0" w15:tentative="1">
+    <w:tmpl w:val="F4646228"/>
+    <w:lvl w:ilvl="0" w:tplc="00A654AE">
+      <w:start w:val="1"/>
+      <w:numFmt w:val="decimal"/>
+      <w:lvlText w:val="%1."/>
+      <w:lvlJc w:val="left"/>
+      <w:pPr>
+        <w:ind w:left="450" w:hanging="360"/>
+      </w:pPr>
+    </w:lvl>
+    <w:lvl w:ilvl="1" w:tplc="FE66364E">
+      <w:numFmt w:val="decimal"/>
+      <w:lvlText w:val=""/>
+      <w:lvlJc w:val="left"/>
+    </w:lvl>
+    <w:lvl w:ilvl="2" w:tplc="B9C2ECB6">
+      <w:numFmt w:val="decimal"/>
+      <w:lvlText w:val=""/>
+      <w:lvlJc w:val="left"/>
+    </w:lvl>
+    <w:lvl w:ilvl="3" w:tplc="BA3AEE88">
+      <w:numFmt w:val="decimal"/>
+      <w:lvlText w:val=""/>
+      <w:lvlJc w:val="left"/>
+    </w:lvl>
+    <w:lvl w:ilvl="4" w:tplc="553C55EC">
+      <w:numFmt w:val="decimal"/>
+      <w:lvlText w:val=""/>
+      <w:lvlJc w:val="left"/>
+    </w:lvl>
+    <w:lvl w:ilvl="5" w:tplc="CDFAA462">
+      <w:numFmt w:val="decimal"/>
+      <w:lvlText w:val=""/>
+      <w:lvlJc w:val="left"/>
+    </w:lvl>
+    <w:lvl w:ilvl="6" w:tplc="DC6467D0">
+      <w:numFmt w:val="decimal"/>
+      <w:lvlText w:val=""/>
+      <w:lvlJc w:val="left"/>
+    </w:lvl>
+    <w:lvl w:ilvl="7" w:tplc="1E4EF2FC">
+      <w:numFmt w:val="decimal"/>
+      <w:lvlText w:val=""/>
+      <w:lvlJc w:val="left"/>
+    </w:lvl>
+    <w:lvl w:ilvl="8" w:tplc="5DFABCE2">
+      <w:numFmt w:val="decimal"/>
+      <w:lvlText w:val=""/>
+      <w:lvlJc w:val="left"/>
+    </w:lvl>
+  </w:abstractNum>
+  <w:abstractNum w:abstractNumId="2" w15:restartNumberingAfterBreak="0">
+    <w:nsid w:val="56DA3109"/>
+    <w:multiLevelType w:val="hybridMultilevel"/>
+    <w:tmpl w:val="E75427A8"/>
+    <w:lvl w:ilvl="0" w:tplc="D8248BFA">
+      <w:start w:val="1"/>
+      <w:numFmt w:val="decimal"/>
+      <w:lvlText w:val="%1."/>
+      <w:lvlJc w:val="left"/>
+      <w:pPr>
+        <w:ind w:left="450" w:hanging="360"/>
+      </w:pPr>
+    </w:lvl>
+    <w:lvl w:ilvl="1" w:tplc="A232ED40">
+      <w:numFmt w:val="decimal"/>
+      <w:lvlText w:val=""/>
+      <w:lvlJc w:val="left"/>
+    </w:lvl>
+    <w:lvl w:ilvl="2" w:tplc="3D44E69C">
+      <w:numFmt w:val="decimal"/>
+      <w:lvlText w:val=""/>
+      <w:lvlJc w:val="left"/>
+    </w:lvl>
+    <w:lvl w:ilvl="3" w:tplc="81CA90FA">
+      <w:numFmt w:val="decimal"/>
+      <w:lvlText w:val=""/>
+      <w:lvlJc w:val="left"/>
+    </w:lvl>
+    <w:lvl w:ilvl="4" w:tplc="4AECAA76">
+      <w:numFmt w:val="decimal"/>
+      <w:lvlText w:val=""/>
+      <w:lvlJc w:val="left"/>
+    </w:lvl>
+    <w:lvl w:ilvl="5" w:tplc="0450CA56">
+      <w:numFmt w:val="decimal"/>
+      <w:lvlText w:val=""/>
+      <w:lvlJc w:val="left"/>
+    </w:lvl>
+    <w:lvl w:ilvl="6" w:tplc="EEC23838">
+      <w:numFmt w:val="decimal"/>
+      <w:lvlText w:val=""/>
+      <w:lvlJc w:val="left"/>
+    </w:lvl>
+    <w:lvl w:ilvl="7" w:tplc="15EEA382">
+      <w:numFmt w:val="decimal"/>
+      <w:lvlText w:val=""/>
+      <w:lvlJc w:val="left"/>
+    </w:lvl>
+    <w:lvl w:ilvl="8" w:tplc="2BB8A32E">
+      <w:numFmt w:val="decimal"/>
+      <w:lvlText w:val=""/>
+      <w:lvlJc w:val="left"/>
+    </w:lvl>
+  </w:abstractNum>
+  <w:abstractNum w:abstractNumId="3" w15:restartNumberingAfterBreak="0">
+    <w:nsid w:val="582601F0"/>
+    <w:multiLevelType w:val="hybridMultilevel"/>
+    <w:tmpl w:val="FD02FEEE"/>
+    <w:lvl w:ilvl="0" w:tplc="751AF90C">
       <w:start w:val="1"/>
       <w:numFmt w:val="bullet"/>
       <w:lvlText w:val="●"/>
@@ -926,7 +1290,7 @@
         <w:ind w:left="720" w:hanging="360"/>
       </w:pPr>
     </w:lvl>
-    <w:lvl w:ilvl="1" w15:tentative="1">
+    <w:lvl w:ilvl="1" w:tplc="CBF2A68A">
       <w:start w:val="1"/>
       <w:numFmt w:val="bullet"/>
       <w:lvlText w:val="○"/>
@@ -935,7 +1299,7 @@
         <w:ind w:left="1440" w:hanging="360"/>
       </w:pPr>
     </w:lvl>
-    <w:lvl w:ilvl="2" w15:tentative="1">
+    <w:lvl w:ilvl="2" w:tplc="9AA8CAEC">
       <w:start w:val="1"/>
       <w:numFmt w:val="bullet"/>
       <w:lvlText w:val="■"/>
@@ -944,7 +1308,7 @@
         <w:ind w:left="2160" w:hanging="360"/>
       </w:pPr>
     </w:lvl>
-    <w:lvl w:ilvl="3" w15:tentative="1">
+    <w:lvl w:ilvl="3" w:tplc="3D8A53B0">
       <w:start w:val="1"/>
       <w:numFmt w:val="bullet"/>
       <w:lvlText w:val="●"/>
@@ -953,7 +1317,7 @@
         <w:ind w:left="2880" w:hanging="360"/>
       </w:pPr>
     </w:lvl>
-    <w:lvl w:ilvl="4" w15:tentative="1">
+    <w:lvl w:ilvl="4" w:tplc="1A78EF46">
       <w:start w:val="1"/>
       <w:numFmt w:val="bullet"/>
       <w:lvlText w:val="○"/>
@@ -962,7 +1326,7 @@
         <w:ind w:left="3600" w:hanging="360"/>
       </w:pPr>
     </w:lvl>
-    <w:lvl w:ilvl="5" w15:tentative="1">
+    <w:lvl w:ilvl="5" w:tplc="15327204">
       <w:start w:val="1"/>
       <w:numFmt w:val="bullet"/>
       <w:lvlText w:val="■"/>
@@ -971,7 +1335,7 @@
         <w:ind w:left="4320" w:hanging="360"/>
       </w:pPr>
     </w:lvl>
-    <w:lvl w:ilvl="6" w15:tentative="1">
+    <w:lvl w:ilvl="6" w:tplc="A810143C">
       <w:start w:val="1"/>
       <w:numFmt w:val="bullet"/>
       <w:lvlText w:val="●"/>
@@ -980,7 +1344,7 @@
         <w:ind w:left="5040" w:hanging="360"/>
       </w:pPr>
     </w:lvl>
-    <w:lvl w:ilvl="7" w15:tentative="1">
+    <w:lvl w:ilvl="7" w:tplc="9ED255CC">
       <w:start w:val="1"/>
       <w:numFmt w:val="bullet"/>
       <w:lvlText w:val="●"/>
@@ -989,7 +1353,7 @@
         <w:ind w:left="5760" w:hanging="360"/>
       </w:pPr>
     </w:lvl>
-    <w:lvl w:ilvl="8" w15:tentative="1">
+    <w:lvl w:ilvl="8" w:tplc="D7D6B1F2">
       <w:start w:val="1"/>
       <w:numFmt w:val="bullet"/>
       <w:lvlText w:val="●"/>
@@ -999,62 +1363,26 @@
       </w:pPr>
     </w:lvl>
   </w:abstractNum>
-  <w:abstractNum w:abstractNumId="2" w15:restartNumberingAfterBreak="0">
-    <w:multiLevelType w:val="hybridMultilevel"/>
-    <w:lvl w:ilvl="0" w15:tentative="1">
-      <w:start w:val="1"/>
-      <w:numFmt w:val="decimal"/>
-      <w:lvlText w:val="%1."/>
-      <w:lvlJc w:val="start"/>
-      <w:pPr>
-        <w:ind w:left="450" w:hanging="360"/>
-      </w:pPr>
-    </w:lvl>
-  </w:abstractNum>
-  <w:abstractNum w:abstractNumId="3" w15:restartNumberingAfterBreak="0">
-    <w:multiLevelType w:val="hybridMultilevel"/>
-    <w:lvl w:ilvl="0" w15:tentative="1">
-      <w:start w:val="1"/>
-      <w:numFmt w:val="decimal"/>
-      <w:lvlText w:val="%1."/>
-      <w:lvlJc w:val="start"/>
-      <w:pPr>
-        <w:ind w:left="450" w:hanging="360"/>
-      </w:pPr>
-    </w:lvl>
-  </w:abstractNum>
-  <w:abstractNum w:abstractNumId="4" w15:restartNumberingAfterBreak="0">
-    <w:multiLevelType w:val="hybridMultilevel"/>
-    <w:lvl w:ilvl="0" w15:tentative="1">
-      <w:start w:val="1"/>
-      <w:numFmt w:val="decimal"/>
-      <w:lvlText w:val="%1."/>
-      <w:lvlJc w:val="start"/>
-      <w:pPr>
-        <w:ind w:left="450" w:hanging="360"/>
-      </w:pPr>
-    </w:lvl>
-  </w:abstractNum>
-  <w:num w:numId="1">
+  <w:num w:numId="1" w16cid:durableId="255486162">
+    <w:abstractNumId w:val="3"/>
+    <w:lvlOverride w:ilvl="0">
+      <w:startOverride w:val="1"/>
+    </w:lvlOverride>
+  </w:num>
+  <w:num w:numId="2" w16cid:durableId="1033992617">
     <w:abstractNumId w:val="1"/>
     <w:lvlOverride w:ilvl="0">
       <w:startOverride w:val="1"/>
     </w:lvlOverride>
   </w:num>
-  <w:num w:numId="2">
-    <w:abstractNumId w:val="2"/>
+  <w:num w:numId="3" w16cid:durableId="1847474520">
+    <w:abstractNumId w:val="0"/>
     <w:lvlOverride w:ilvl="0">
       <w:startOverride w:val="1"/>
     </w:lvlOverride>
   </w:num>
-  <w:num w:numId="3">
-    <w:abstractNumId w:val="3"/>
-    <w:lvlOverride w:ilvl="0">
-      <w:startOverride w:val="1"/>
-    </w:lvlOverride>
-  </w:num>
-  <w:num w:numId="4">
-    <w:abstractNumId w:val="4"/>
+  <w:num w:numId="4" w16cid:durableId="1012802902">
+    <w:abstractNumId w:val="2"/>
     <w:lvlOverride w:ilvl="0">
       <w:startOverride w:val="1"/>
     </w:lvlOverride>
@@ -1063,32 +1391,407 @@
 </file>
 
 <file path=word/styles.xml><?xml version="1.0" encoding="utf-8"?>
-<w:styles xmlns:mc="http://schemas.openxmlformats.org/markup-compatibility/2006" xmlns:r="http://schemas.openxmlformats.org/officeDocument/2006/relationships" xmlns:w="http://schemas.openxmlformats.org/wordprocessingml/2006/main" xmlns:w14="http://schemas.microsoft.com/office/word/2010/wordml" xmlns:w15="http://schemas.microsoft.com/office/word/2012/wordml" mc:Ignorable="w14 w15">
+<w:styles xmlns:mc="http://schemas.openxmlformats.org/markup-compatibility/2006" xmlns:r="http://schemas.openxmlformats.org/officeDocument/2006/relationships" xmlns:w="http://schemas.openxmlformats.org/wordprocessingml/2006/main" xmlns:w14="http://schemas.microsoft.com/office/word/2010/wordml" xmlns:w15="http://schemas.microsoft.com/office/word/2012/wordml" xmlns:w16cex="http://schemas.microsoft.com/office/word/2018/wordml/cex" xmlns:w16cid="http://schemas.microsoft.com/office/word/2016/wordml/cid" xmlns:w16="http://schemas.microsoft.com/office/word/2018/wordml" xmlns:w16du="http://schemas.microsoft.com/office/word/2023/wordml/word16du" xmlns:w16sdtdh="http://schemas.microsoft.com/office/word/2020/wordml/sdtdatahash" xmlns:w16sdtfl="http://schemas.microsoft.com/office/word/2024/wordml/sdtformatlock" xmlns:w16se="http://schemas.microsoft.com/office/word/2015/wordml/symex" mc:Ignorable="w14 w15 w16se w16cid w16 w16cex w16sdtdh w16sdtfl w16du">
   <w:docDefaults>
     <w:rPrDefault>
       <w:rPr>
-        <w:rFonts w:ascii="Calibri" w:cs="Calibri" w:eastAsia="Calibri" w:hAnsi="Calibri"/>
+        <w:rFonts w:ascii="Calibri" w:eastAsia="Calibri" w:hAnsi="Calibri" w:cs="Calibri"/>
         <w:sz w:val="22"/>
         <w:szCs w:val="22"/>
+        <w:lang w:val="en-PK" w:eastAsia="zh-CN" w:bidi="ar-SA"/>
       </w:rPr>
     </w:rPrDefault>
     <w:pPrDefault/>
   </w:docDefaults>
-  <w:style w:type="paragraph" w:styleId="Title">
-    <w:name w:val="Title"/>
-    <w:basedOn w:val="Normal"/>
-    <w:next w:val="Normal"/>
+  <w:latentStyles w:defLockedState="0" w:defUIPriority="99" w:defSemiHidden="0" w:defUnhideWhenUsed="0" w:defQFormat="0" w:count="376">
+    <w:lsdException w:name="Normal" w:uiPriority="0" w:qFormat="1"/>
+    <w:lsdException w:name="heading 1" w:uiPriority="9" w:qFormat="1"/>
+    <w:lsdException w:name="heading 2" w:semiHidden="1" w:uiPriority="9" w:unhideWhenUsed="1" w:qFormat="1"/>
+    <w:lsdException w:name="heading 3" w:semiHidden="1" w:uiPriority="9" w:unhideWhenUsed="1" w:qFormat="1"/>
+    <w:lsdException w:name="heading 4" w:semiHidden="1" w:uiPriority="9" w:unhideWhenUsed="1" w:qFormat="1"/>
+    <w:lsdException w:name="heading 5" w:semiHidden="1" w:uiPriority="9" w:unhideWhenUsed="1" w:qFormat="1"/>
+    <w:lsdException w:name="heading 6" w:semiHidden="1" w:uiPriority="9" w:unhideWhenUsed="1" w:qFormat="1"/>
+    <w:lsdException w:name="heading 7" w:semiHidden="1" w:uiPriority="9" w:unhideWhenUsed="1" w:qFormat="1"/>
+    <w:lsdException w:name="heading 8" w:semiHidden="1" w:uiPriority="9" w:unhideWhenUsed="1" w:qFormat="1"/>
+    <w:lsdException w:name="heading 9" w:semiHidden="1" w:uiPriority="9" w:unhideWhenUsed="1" w:qFormat="1"/>
+    <w:lsdException w:name="index 1" w:semiHidden="1" w:unhideWhenUsed="1"/>
+    <w:lsdException w:name="index 2" w:semiHidden="1" w:unhideWhenUsed="1"/>
+    <w:lsdException w:name="index 3" w:semiHidden="1" w:unhideWhenUsed="1"/>
+    <w:lsdException w:name="index 4" w:semiHidden="1" w:unhideWhenUsed="1"/>
+    <w:lsdException w:name="index 5" w:semiHidden="1" w:unhideWhenUsed="1"/>
+    <w:lsdException w:name="index 6" w:semiHidden="1" w:unhideWhenUsed="1"/>
+    <w:lsdException w:name="index 7" w:semiHidden="1" w:unhideWhenUsed="1"/>
+    <w:lsdException w:name="index 8" w:semiHidden="1" w:unhideWhenUsed="1"/>
+    <w:lsdException w:name="index 9" w:semiHidden="1" w:unhideWhenUsed="1"/>
+    <w:lsdException w:name="toc 1" w:semiHidden="1" w:uiPriority="39" w:unhideWhenUsed="1"/>
+    <w:lsdException w:name="toc 2" w:semiHidden="1" w:uiPriority="39" w:unhideWhenUsed="1"/>
+    <w:lsdException w:name="toc 3" w:semiHidden="1" w:uiPriority="39" w:unhideWhenUsed="1"/>
+    <w:lsdException w:name="toc 4" w:semiHidden="1" w:uiPriority="39" w:unhideWhenUsed="1"/>
+    <w:lsdException w:name="toc 5" w:semiHidden="1" w:uiPriority="39" w:unhideWhenUsed="1"/>
+    <w:lsdException w:name="toc 6" w:semiHidden="1" w:uiPriority="39" w:unhideWhenUsed="1"/>
+    <w:lsdException w:name="toc 7" w:semiHidden="1" w:uiPriority="39" w:unhideWhenUsed="1"/>
+    <w:lsdException w:name="toc 8" w:semiHidden="1" w:uiPriority="39" w:unhideWhenUsed="1"/>
+    <w:lsdException w:name="toc 9" w:semiHidden="1" w:uiPriority="39" w:unhideWhenUsed="1"/>
+    <w:lsdException w:name="Normal Indent" w:semiHidden="1" w:unhideWhenUsed="1"/>
+    <w:lsdException w:name="footnote text" w:semiHidden="1" w:unhideWhenUsed="1"/>
+    <w:lsdException w:name="annotation text" w:semiHidden="1" w:unhideWhenUsed="1"/>
+    <w:lsdException w:name="header" w:semiHidden="1" w:unhideWhenUsed="1"/>
+    <w:lsdException w:name="footer" w:semiHidden="1" w:unhideWhenUsed="1"/>
+    <w:lsdException w:name="index heading" w:semiHidden="1" w:unhideWhenUsed="1"/>
+    <w:lsdException w:name="caption" w:semiHidden="1" w:uiPriority="35" w:unhideWhenUsed="1" w:qFormat="1"/>
+    <w:lsdException w:name="table of figures" w:semiHidden="1" w:unhideWhenUsed="1"/>
+    <w:lsdException w:name="envelope address" w:semiHidden="1" w:unhideWhenUsed="1"/>
+    <w:lsdException w:name="envelope return" w:semiHidden="1" w:unhideWhenUsed="1"/>
+    <w:lsdException w:name="footnote reference" w:semiHidden="1" w:unhideWhenUsed="1"/>
+    <w:lsdException w:name="annotation reference" w:semiHidden="1" w:unhideWhenUsed="1"/>
+    <w:lsdException w:name="line number" w:semiHidden="1" w:unhideWhenUsed="1"/>
+    <w:lsdException w:name="page number" w:semiHidden="1" w:unhideWhenUsed="1"/>
+    <w:lsdException w:name="endnote reference" w:semiHidden="1" w:unhideWhenUsed="1"/>
+    <w:lsdException w:name="endnote text" w:semiHidden="1" w:unhideWhenUsed="1"/>
+    <w:lsdException w:name="table of authorities" w:semiHidden="1" w:unhideWhenUsed="1"/>
+    <w:lsdException w:name="macro" w:semiHidden="1" w:unhideWhenUsed="1"/>
+    <w:lsdException w:name="toa heading" w:semiHidden="1" w:unhideWhenUsed="1"/>
+    <w:lsdException w:name="List" w:semiHidden="1" w:unhideWhenUsed="1"/>
+    <w:lsdException w:name="List Bullet" w:semiHidden="1" w:unhideWhenUsed="1"/>
+    <w:lsdException w:name="List Number" w:semiHidden="1" w:unhideWhenUsed="1"/>
+    <w:lsdException w:name="List 2" w:semiHidden="1" w:unhideWhenUsed="1"/>
+    <w:lsdException w:name="List 3" w:semiHidden="1" w:unhideWhenUsed="1"/>
+    <w:lsdException w:name="List 4" w:semiHidden="1" w:unhideWhenUsed="1"/>
+    <w:lsdException w:name="List 5" w:semiHidden="1" w:unhideWhenUsed="1"/>
+    <w:lsdException w:name="List Bullet 2" w:semiHidden="1" w:unhideWhenUsed="1"/>
+    <w:lsdException w:name="List Bullet 3" w:semiHidden="1" w:unhideWhenUsed="1"/>
+    <w:lsdException w:name="List Bullet 4" w:semiHidden="1" w:unhideWhenUsed="1"/>
+    <w:lsdException w:name="List Bullet 5" w:semiHidden="1" w:unhideWhenUsed="1"/>
+    <w:lsdException w:name="List Number 2" w:semiHidden="1" w:unhideWhenUsed="1"/>
+    <w:lsdException w:name="List Number 3" w:semiHidden="1" w:unhideWhenUsed="1"/>
+    <w:lsdException w:name="List Number 4" w:semiHidden="1" w:unhideWhenUsed="1"/>
+    <w:lsdException w:name="List Number 5" w:semiHidden="1" w:unhideWhenUsed="1"/>
+    <w:lsdException w:name="Title" w:uiPriority="10" w:qFormat="1"/>
+    <w:lsdException w:name="Closing" w:semiHidden="1" w:unhideWhenUsed="1"/>
+    <w:lsdException w:name="Signature" w:semiHidden="1" w:unhideWhenUsed="1"/>
+    <w:lsdException w:name="Default Paragraph Font" w:semiHidden="1" w:uiPriority="1" w:unhideWhenUsed="1"/>
+    <w:lsdException w:name="Body Text" w:semiHidden="1" w:unhideWhenUsed="1"/>
+    <w:lsdException w:name="Body Text Indent" w:semiHidden="1" w:unhideWhenUsed="1"/>
+    <w:lsdException w:name="List Continue" w:semiHidden="1" w:unhideWhenUsed="1"/>
+    <w:lsdException w:name="List Continue 2" w:semiHidden="1" w:unhideWhenUsed="1"/>
+    <w:lsdException w:name="List Continue 3" w:semiHidden="1" w:unhideWhenUsed="1"/>
+    <w:lsdException w:name="List Continue 4" w:semiHidden="1" w:unhideWhenUsed="1"/>
+    <w:lsdException w:name="List Continue 5" w:semiHidden="1" w:unhideWhenUsed="1"/>
+    <w:lsdException w:name="Message Header" w:semiHidden="1" w:unhideWhenUsed="1"/>
+    <w:lsdException w:name="Subtitle" w:uiPriority="11" w:qFormat="1"/>
+    <w:lsdException w:name="Salutation" w:semiHidden="1" w:unhideWhenUsed="1"/>
+    <w:lsdException w:name="Date" w:semiHidden="1" w:unhideWhenUsed="1"/>
+    <w:lsdException w:name="Body Text First Indent" w:semiHidden="1" w:unhideWhenUsed="1"/>
+    <w:lsdException w:name="Body Text First Indent 2" w:semiHidden="1" w:unhideWhenUsed="1"/>
+    <w:lsdException w:name="Note Heading" w:semiHidden="1" w:unhideWhenUsed="1"/>
+    <w:lsdException w:name="Body Text 2" w:semiHidden="1" w:unhideWhenUsed="1"/>
+    <w:lsdException w:name="Body Text 3" w:semiHidden="1" w:unhideWhenUsed="1"/>
+    <w:lsdException w:name="Body Text Indent 2" w:semiHidden="1" w:unhideWhenUsed="1"/>
+    <w:lsdException w:name="Body Text Indent 3" w:semiHidden="1" w:unhideWhenUsed="1"/>
+    <w:lsdException w:name="Block Text" w:semiHidden="1" w:unhideWhenUsed="1"/>
+    <w:lsdException w:name="Hyperlink" w:semiHidden="1" w:unhideWhenUsed="1"/>
+    <w:lsdException w:name="FollowedHyperlink" w:semiHidden="1" w:unhideWhenUsed="1"/>
+    <w:lsdException w:name="Strong" w:uiPriority="22" w:qFormat="1"/>
+    <w:lsdException w:name="Emphasis" w:uiPriority="20" w:qFormat="1"/>
+    <w:lsdException w:name="Document Map" w:semiHidden="1" w:unhideWhenUsed="1"/>
+    <w:lsdException w:name="Plain Text" w:semiHidden="1" w:unhideWhenUsed="1"/>
+    <w:lsdException w:name="E-mail Signature" w:semiHidden="1" w:unhideWhenUsed="1"/>
+    <w:lsdException w:name="HTML Top of Form" w:semiHidden="1" w:unhideWhenUsed="1"/>
+    <w:lsdException w:name="HTML Bottom of Form" w:semiHidden="1" w:unhideWhenUsed="1"/>
+    <w:lsdException w:name="Normal (Web)" w:semiHidden="1" w:unhideWhenUsed="1"/>
+    <w:lsdException w:name="HTML Acronym" w:semiHidden="1" w:unhideWhenUsed="1"/>
+    <w:lsdException w:name="HTML Address" w:semiHidden="1" w:unhideWhenUsed="1"/>
+    <w:lsdException w:name="HTML Cite" w:semiHidden="1" w:unhideWhenUsed="1"/>
+    <w:lsdException w:name="HTML Code" w:semiHidden="1" w:unhideWhenUsed="1"/>
+    <w:lsdException w:name="HTML Definition" w:semiHidden="1" w:unhideWhenUsed="1"/>
+    <w:lsdException w:name="HTML Keyboard" w:semiHidden="1" w:unhideWhenUsed="1"/>
+    <w:lsdException w:name="HTML Preformatted" w:semiHidden="1" w:unhideWhenUsed="1"/>
+    <w:lsdException w:name="HTML Sample" w:semiHidden="1" w:unhideWhenUsed="1"/>
+    <w:lsdException w:name="HTML Typewriter" w:semiHidden="1" w:unhideWhenUsed="1"/>
+    <w:lsdException w:name="HTML Variable" w:semiHidden="1" w:unhideWhenUsed="1"/>
+    <w:lsdException w:name="Normal Table" w:semiHidden="1" w:unhideWhenUsed="1"/>
+    <w:lsdException w:name="annotation subject" w:semiHidden="1" w:unhideWhenUsed="1"/>
+    <w:lsdException w:name="No List" w:semiHidden="1" w:unhideWhenUsed="1"/>
+    <w:lsdException w:name="Outline List 1" w:semiHidden="1" w:unhideWhenUsed="1"/>
+    <w:lsdException w:name="Outline List 2" w:semiHidden="1" w:unhideWhenUsed="1"/>
+    <w:lsdException w:name="Outline List 3" w:semiHidden="1" w:unhideWhenUsed="1"/>
+    <w:lsdException w:name="Table Simple 1" w:semiHidden="1" w:unhideWhenUsed="1"/>
+    <w:lsdException w:name="Table Simple 2" w:semiHidden="1" w:unhideWhenUsed="1"/>
+    <w:lsdException w:name="Table Simple 3" w:semiHidden="1" w:unhideWhenUsed="1"/>
+    <w:lsdException w:name="Table Classic 1" w:semiHidden="1" w:unhideWhenUsed="1"/>
+    <w:lsdException w:name="Table Classic 2" w:semiHidden="1" w:unhideWhenUsed="1"/>
+    <w:lsdException w:name="Table Classic 3" w:semiHidden="1" w:unhideWhenUsed="1"/>
+    <w:lsdException w:name="Table Classic 4" w:semiHidden="1" w:unhideWhenUsed="1"/>
+    <w:lsdException w:name="Table Colorful 1" w:semiHidden="1" w:unhideWhenUsed="1"/>
+    <w:lsdException w:name="Table Colorful 2" w:semiHidden="1" w:unhideWhenUsed="1"/>
+    <w:lsdException w:name="Table Colorful 3" w:semiHidden="1" w:unhideWhenUsed="1"/>
+    <w:lsdException w:name="Table Columns 1" w:semiHidden="1" w:unhideWhenUsed="1"/>
+    <w:lsdException w:name="Table Columns 2" w:semiHidden="1" w:unhideWhenUsed="1"/>
+    <w:lsdException w:name="Table Columns 3" w:semiHidden="1" w:unhideWhenUsed="1"/>
+    <w:lsdException w:name="Table Columns 4" w:semiHidden="1" w:unhideWhenUsed="1"/>
+    <w:lsdException w:name="Table Columns 5" w:semiHidden="1" w:unhideWhenUsed="1"/>
+    <w:lsdException w:name="Table Grid 1" w:semiHidden="1" w:unhideWhenUsed="1"/>
+    <w:lsdException w:name="Table Grid 2" w:semiHidden="1" w:unhideWhenUsed="1"/>
+    <w:lsdException w:name="Table Grid 3" w:semiHidden="1" w:unhideWhenUsed="1"/>
+    <w:lsdException w:name="Table Grid 4" w:semiHidden="1" w:unhideWhenUsed="1"/>
+    <w:lsdException w:name="Table Grid 5" w:semiHidden="1" w:unhideWhenUsed="1"/>
+    <w:lsdException w:name="Table Grid 6" w:semiHidden="1" w:unhideWhenUsed="1"/>
+    <w:lsdException w:name="Table Grid 7" w:semiHidden="1" w:unhideWhenUsed="1"/>
+    <w:lsdException w:name="Table Grid 8" w:semiHidden="1" w:unhideWhenUsed="1"/>
+    <w:lsdException w:name="Table List 1" w:semiHidden="1" w:unhideWhenUsed="1"/>
+    <w:lsdException w:name="Table List 2" w:semiHidden="1" w:unhideWhenUsed="1"/>
+    <w:lsdException w:name="Table List 3" w:semiHidden="1" w:unhideWhenUsed="1"/>
+    <w:lsdException w:name="Table List 4" w:semiHidden="1" w:unhideWhenUsed="1"/>
+    <w:lsdException w:name="Table List 5" w:semiHidden="1" w:unhideWhenUsed="1"/>
+    <w:lsdException w:name="Table List 6" w:semiHidden="1" w:unhideWhenUsed="1"/>
+    <w:lsdException w:name="Table List 7" w:semiHidden="1" w:unhideWhenUsed="1"/>
+    <w:lsdException w:name="Table List 8" w:semiHidden="1" w:unhideWhenUsed="1"/>
+    <w:lsdException w:name="Table 3D effects 1" w:semiHidden="1" w:unhideWhenUsed="1"/>
+    <w:lsdException w:name="Table 3D effects 2" w:semiHidden="1" w:unhideWhenUsed="1"/>
+    <w:lsdException w:name="Table 3D effects 3" w:semiHidden="1" w:unhideWhenUsed="1"/>
+    <w:lsdException w:name="Table Contemporary" w:semiHidden="1" w:unhideWhenUsed="1"/>
+    <w:lsdException w:name="Table Elegant" w:semiHidden="1" w:unhideWhenUsed="1"/>
+    <w:lsdException w:name="Table Professional" w:semiHidden="1" w:unhideWhenUsed="1"/>
+    <w:lsdException w:name="Table Subtle 1" w:semiHidden="1" w:unhideWhenUsed="1"/>
+    <w:lsdException w:name="Table Subtle 2" w:semiHidden="1" w:unhideWhenUsed="1"/>
+    <w:lsdException w:name="Table Web 1" w:semiHidden="1" w:unhideWhenUsed="1"/>
+    <w:lsdException w:name="Table Web 2" w:semiHidden="1" w:unhideWhenUsed="1"/>
+    <w:lsdException w:name="Table Web 3" w:semiHidden="1" w:unhideWhenUsed="1"/>
+    <w:lsdException w:name="Balloon Text" w:semiHidden="1" w:unhideWhenUsed="1"/>
+    <w:lsdException w:name="Table Grid" w:uiPriority="39"/>
+    <w:lsdException w:name="Table Theme" w:semiHidden="1" w:unhideWhenUsed="1"/>
+    <w:lsdException w:name="Placeholder Text" w:semiHidden="1"/>
+    <w:lsdException w:name="No Spacing" w:uiPriority="1" w:qFormat="1"/>
+    <w:lsdException w:name="Light Shading" w:uiPriority="60"/>
+    <w:lsdException w:name="Light List" w:uiPriority="61"/>
+    <w:lsdException w:name="Light Grid" w:uiPriority="62"/>
+    <w:lsdException w:name="Medium Shading 1" w:uiPriority="63"/>
+    <w:lsdException w:name="Medium Shading 2" w:uiPriority="64"/>
+    <w:lsdException w:name="Medium List 1" w:uiPriority="65"/>
+    <w:lsdException w:name="Medium List 2" w:uiPriority="66"/>
+    <w:lsdException w:name="Medium Grid 1" w:uiPriority="67"/>
+    <w:lsdException w:name="Medium Grid 2" w:uiPriority="68"/>
+    <w:lsdException w:name="Medium Grid 3" w:uiPriority="69"/>
+    <w:lsdException w:name="Dark List" w:uiPriority="70"/>
+    <w:lsdException w:name="Colorful Shading" w:uiPriority="71"/>
+    <w:lsdException w:name="Colorful List" w:uiPriority="72"/>
+    <w:lsdException w:name="Colorful Grid" w:uiPriority="73"/>
+    <w:lsdException w:name="Light Shading Accent 1" w:uiPriority="60"/>
+    <w:lsdException w:name="Light List Accent 1" w:uiPriority="61"/>
+    <w:lsdException w:name="Light Grid Accent 1" w:uiPriority="62"/>
+    <w:lsdException w:name="Medium Shading 1 Accent 1" w:uiPriority="63"/>
+    <w:lsdException w:name="Medium Shading 2 Accent 1" w:uiPriority="64"/>
+    <w:lsdException w:name="Medium List 1 Accent 1" w:uiPriority="65"/>
+    <w:lsdException w:name="Revision" w:semiHidden="1"/>
+    <w:lsdException w:name="List Paragraph" w:uiPriority="34" w:qFormat="1"/>
+    <w:lsdException w:name="Quote" w:uiPriority="29" w:qFormat="1"/>
+    <w:lsdException w:name="Intense Quote" w:uiPriority="30" w:qFormat="1"/>
+    <w:lsdException w:name="Medium List 2 Accent 1" w:uiPriority="66"/>
+    <w:lsdException w:name="Medium Grid 1 Accent 1" w:uiPriority="67"/>
+    <w:lsdException w:name="Medium Grid 2 Accent 1" w:uiPriority="68"/>
+    <w:lsdException w:name="Medium Grid 3 Accent 1" w:uiPriority="69"/>
+    <w:lsdException w:name="Dark List Accent 1" w:uiPriority="70"/>
+    <w:lsdException w:name="Colorful Shading Accent 1" w:uiPriority="71"/>
+    <w:lsdException w:name="Colorful List Accent 1" w:uiPriority="72"/>
+    <w:lsdException w:name="Colorful Grid Accent 1" w:uiPriority="73"/>
+    <w:lsdException w:name="Light Shading Accent 2" w:uiPriority="60"/>
+    <w:lsdException w:name="Light List Accent 2" w:uiPriority="61"/>
+    <w:lsdException w:name="Light Grid Accent 2" w:uiPriority="62"/>
+    <w:lsdException w:name="Medium Shading 1 Accent 2" w:uiPriority="63"/>
+    <w:lsdException w:name="Medium Shading 2 Accent 2" w:uiPriority="64"/>
+    <w:lsdException w:name="Medium List 1 Accent 2" w:uiPriority="65"/>
+    <w:lsdException w:name="Medium List 2 Accent 2" w:uiPriority="66"/>
+    <w:lsdException w:name="Medium Grid 1 Accent 2" w:uiPriority="67"/>
+    <w:lsdException w:name="Medium Grid 2 Accent 2" w:uiPriority="68"/>
+    <w:lsdException w:name="Medium Grid 3 Accent 2" w:uiPriority="69"/>
+    <w:lsdException w:name="Dark List Accent 2" w:uiPriority="70"/>
+    <w:lsdException w:name="Colorful Shading Accent 2" w:uiPriority="71"/>
+    <w:lsdException w:name="Colorful List Accent 2" w:uiPriority="72"/>
+    <w:lsdException w:name="Colorful Grid Accent 2" w:uiPriority="73"/>
+    <w:lsdException w:name="Light Shading Accent 3" w:uiPriority="60"/>
+    <w:lsdException w:name="Light List Accent 3" w:uiPriority="61"/>
+    <w:lsdException w:name="Light Grid Accent 3" w:uiPriority="62"/>
+    <w:lsdException w:name="Medium Shading 1 Accent 3" w:uiPriority="63"/>
+    <w:lsdException w:name="Medium Shading 2 Accent 3" w:uiPriority="64"/>
+    <w:lsdException w:name="Medium List 1 Accent 3" w:uiPriority="65"/>
+    <w:lsdException w:name="Medium List 2 Accent 3" w:uiPriority="66"/>
+    <w:lsdException w:name="Medium Grid 1 Accent 3" w:uiPriority="67"/>
+    <w:lsdException w:name="Medium Grid 2 Accent 3" w:uiPriority="68"/>
+    <w:lsdException w:name="Medium Grid 3 Accent 3" w:uiPriority="69"/>
+    <w:lsdException w:name="Dark List Accent 3" w:uiPriority="70"/>
+    <w:lsdException w:name="Colorful Shading Accent 3" w:uiPriority="71"/>
+    <w:lsdException w:name="Colorful List Accent 3" w:uiPriority="72"/>
+    <w:lsdException w:name="Colorful Grid Accent 3" w:uiPriority="73"/>
+    <w:lsdException w:name="Light Shading Accent 4" w:uiPriority="60"/>
+    <w:lsdException w:name="Light List Accent 4" w:uiPriority="61"/>
+    <w:lsdException w:name="Light Grid Accent 4" w:uiPriority="62"/>
+    <w:lsdException w:name="Medium Shading 1 Accent 4" w:uiPriority="63"/>
+    <w:lsdException w:name="Medium Shading 2 Accent 4" w:uiPriority="64"/>
+    <w:lsdException w:name="Medium List 1 Accent 4" w:uiPriority="65"/>
+    <w:lsdException w:name="Medium List 2 Accent 4" w:uiPriority="66"/>
+    <w:lsdException w:name="Medium Grid 1 Accent 4" w:uiPriority="67"/>
+    <w:lsdException w:name="Medium Grid 2 Accent 4" w:uiPriority="68"/>
+    <w:lsdException w:name="Medium Grid 3 Accent 4" w:uiPriority="69"/>
+    <w:lsdException w:name="Dark List Accent 4" w:uiPriority="70"/>
+    <w:lsdException w:name="Colorful Shading Accent 4" w:uiPriority="71"/>
+    <w:lsdException w:name="Colorful List Accent 4" w:uiPriority="72"/>
+    <w:lsdException w:name="Colorful Grid Accent 4" w:uiPriority="73"/>
+    <w:lsdException w:name="Light Shading Accent 5" w:uiPriority="60"/>
+    <w:lsdException w:name="Light List Accent 5" w:uiPriority="61"/>
+    <w:lsdException w:name="Light Grid Accent 5" w:uiPriority="62"/>
+    <w:lsdException w:name="Medium Shading 1 Accent 5" w:uiPriority="63"/>
+    <w:lsdException w:name="Medium Shading 2 Accent 5" w:uiPriority="64"/>
+    <w:lsdException w:name="Medium List 1 Accent 5" w:uiPriority="65"/>
+    <w:lsdException w:name="Medium List 2 Accent 5" w:uiPriority="66"/>
+    <w:lsdException w:name="Medium Grid 1 Accent 5" w:uiPriority="67"/>
+    <w:lsdException w:name="Medium Grid 2 Accent 5" w:uiPriority="68"/>
+    <w:lsdException w:name="Medium Grid 3 Accent 5" w:uiPriority="69"/>
+    <w:lsdException w:name="Dark List Accent 5" w:uiPriority="70"/>
+    <w:lsdException w:name="Colorful Shading Accent 5" w:uiPriority="71"/>
+    <w:lsdException w:name="Colorful List Accent 5" w:uiPriority="72"/>
+    <w:lsdException w:name="Colorful Grid Accent 5" w:uiPriority="73"/>
+    <w:lsdException w:name="Light Shading Accent 6" w:uiPriority="60"/>
+    <w:lsdException w:name="Light List Accent 6" w:uiPriority="61"/>
+    <w:lsdException w:name="Light Grid Accent 6" w:uiPriority="62"/>
+    <w:lsdException w:name="Medium Shading 1 Accent 6" w:uiPriority="63"/>
+    <w:lsdException w:name="Medium Shading 2 Accent 6" w:uiPriority="64"/>
+    <w:lsdException w:name="Medium List 1 Accent 6" w:uiPriority="65"/>
+    <w:lsdException w:name="Medium List 2 Accent 6" w:uiPriority="66"/>
+    <w:lsdException w:name="Medium Grid 1 Accent 6" w:uiPriority="67"/>
+    <w:lsdException w:name="Medium Grid 2 Accent 6" w:uiPriority="68"/>
+    <w:lsdException w:name="Medium Grid 3 Accent 6" w:uiPriority="69"/>
+    <w:lsdException w:name="Dark List Accent 6" w:uiPriority="70"/>
+    <w:lsdException w:name="Colorful Shading Accent 6" w:uiPriority="71"/>
+    <w:lsdException w:name="Colorful List Accent 6" w:uiPriority="72"/>
+    <w:lsdException w:name="Colorful Grid Accent 6" w:uiPriority="73"/>
+    <w:lsdException w:name="Subtle Emphasis" w:uiPriority="19" w:qFormat="1"/>
+    <w:lsdException w:name="Intense Emphasis" w:uiPriority="21" w:qFormat="1"/>
+    <w:lsdException w:name="Subtle Reference" w:uiPriority="31" w:qFormat="1"/>
+    <w:lsdException w:name="Intense Reference" w:uiPriority="32" w:qFormat="1"/>
+    <w:lsdException w:name="Book Title" w:uiPriority="33" w:qFormat="1"/>
+    <w:lsdException w:name="Bibliography" w:semiHidden="1" w:uiPriority="37" w:unhideWhenUsed="1"/>
+    <w:lsdException w:name="TOC Heading" w:semiHidden="1" w:uiPriority="39" w:unhideWhenUsed="1" w:qFormat="1"/>
+    <w:lsdException w:name="Plain Table 1" w:uiPriority="41"/>
+    <w:lsdException w:name="Plain Table 2" w:uiPriority="42"/>
+    <w:lsdException w:name="Plain Table 3" w:uiPriority="43"/>
+    <w:lsdException w:name="Plain Table 4" w:uiPriority="44"/>
+    <w:lsdException w:name="Plain Table 5" w:uiPriority="45"/>
+    <w:lsdException w:name="Grid Table Light" w:uiPriority="40"/>
+    <w:lsdException w:name="Grid Table 1 Light" w:uiPriority="46"/>
+    <w:lsdException w:name="Grid Table 2" w:uiPriority="47"/>
+    <w:lsdException w:name="Grid Table 3" w:uiPriority="48"/>
+    <w:lsdException w:name="Grid Table 4" w:uiPriority="49"/>
+    <w:lsdException w:name="Grid Table 5 Dark" w:uiPriority="50"/>
+    <w:lsdException w:name="Grid Table 6 Colorful" w:uiPriority="51"/>
+    <w:lsdException w:name="Grid Table 7 Colorful" w:uiPriority="52"/>
+    <w:lsdException w:name="Grid Table 1 Light Accent 1" w:uiPriority="46"/>
+    <w:lsdException w:name="Grid Table 2 Accent 1" w:uiPriority="47"/>
+    <w:lsdException w:name="Grid Table 3 Accent 1" w:uiPriority="48"/>
+    <w:lsdException w:name="Grid Table 4 Accent 1" w:uiPriority="49"/>
+    <w:lsdException w:name="Grid Table 5 Dark Accent 1" w:uiPriority="50"/>
+    <w:lsdException w:name="Grid Table 6 Colorful Accent 1" w:uiPriority="51"/>
+    <w:lsdException w:name="Grid Table 7 Colorful Accent 1" w:uiPriority="52"/>
+    <w:lsdException w:name="Grid Table 1 Light Accent 2" w:uiPriority="46"/>
+    <w:lsdException w:name="Grid Table 2 Accent 2" w:uiPriority="47"/>
+    <w:lsdException w:name="Grid Table 3 Accent 2" w:uiPriority="48"/>
+    <w:lsdException w:name="Grid Table 4 Accent 2" w:uiPriority="49"/>
+    <w:lsdException w:name="Grid Table 5 Dark Accent 2" w:uiPriority="50"/>
+    <w:lsdException w:name="Grid Table 6 Colorful Accent 2" w:uiPriority="51"/>
+    <w:lsdException w:name="Grid Table 7 Colorful Accent 2" w:uiPriority="52"/>
+    <w:lsdException w:name="Grid Table 1 Light Accent 3" w:uiPriority="46"/>
+    <w:lsdException w:name="Grid Table 2 Accent 3" w:uiPriority="47"/>
+    <w:lsdException w:name="Grid Table 3 Accent 3" w:uiPriority="48"/>
+    <w:lsdException w:name="Grid Table 4 Accent 3" w:uiPriority="49"/>
+    <w:lsdException w:name="Grid Table 5 Dark Accent 3" w:uiPriority="50"/>
+    <w:lsdException w:name="Grid Table 6 Colorful Accent 3" w:uiPriority="51"/>
+    <w:lsdException w:name="Grid Table 7 Colorful Accent 3" w:uiPriority="52"/>
+    <w:lsdException w:name="Grid Table 1 Light Accent 4" w:uiPriority="46"/>
+    <w:lsdException w:name="Grid Table 2 Accent 4" w:uiPriority="47"/>
+    <w:lsdException w:name="Grid Table 3 Accent 4" w:uiPriority="48"/>
+    <w:lsdException w:name="Grid Table 4 Accent 4" w:uiPriority="49"/>
+    <w:lsdException w:name="Grid Table 5 Dark Accent 4" w:uiPriority="50"/>
+    <w:lsdException w:name="Grid Table 6 Colorful Accent 4" w:uiPriority="51"/>
+    <w:lsdException w:name="Grid Table 7 Colorful Accent 4" w:uiPriority="52"/>
+    <w:lsdException w:name="Grid Table 1 Light Accent 5" w:uiPriority="46"/>
+    <w:lsdException w:name="Grid Table 2 Accent 5" w:uiPriority="47"/>
+    <w:lsdException w:name="Grid Table 3 Accent 5" w:uiPriority="48"/>
+    <w:lsdException w:name="Grid Table 4 Accent 5" w:uiPriority="49"/>
+    <w:lsdException w:name="Grid Table 5 Dark Accent 5" w:uiPriority="50"/>
+    <w:lsdException w:name="Grid Table 6 Colorful Accent 5" w:uiPriority="51"/>
+    <w:lsdException w:name="Grid Table 7 Colorful Accent 5" w:uiPriority="52"/>
+    <w:lsdException w:name="Grid Table 1 Light Accent 6" w:uiPriority="46"/>
+    <w:lsdException w:name="Grid Table 2 Accent 6" w:uiPriority="47"/>
+    <w:lsdException w:name="Grid Table 3 Accent 6" w:uiPriority="48"/>
+    <w:lsdException w:name="Grid Table 4 Accent 6" w:uiPriority="49"/>
+    <w:lsdException w:name="Grid Table 5 Dark Accent 6" w:uiPriority="50"/>
+    <w:lsdException w:name="Grid Table 6 Colorful Accent 6" w:uiPriority="51"/>
+    <w:lsdException w:name="Grid Table 7 Colorful Accent 6" w:uiPriority="52"/>
+    <w:lsdException w:name="List Table 1 Light" w:uiPriority="46"/>
+    <w:lsdException w:name="List Table 2" w:uiPriority="47"/>
+    <w:lsdException w:name="List Table 3" w:uiPriority="48"/>
+    <w:lsdException w:name="List Table 4" w:uiPriority="49"/>
+    <w:lsdException w:name="List Table 5 Dark" w:uiPriority="50"/>
+    <w:lsdException w:name="List Table 6 Colorful" w:uiPriority="51"/>
+    <w:lsdException w:name="List Table 7 Colorful" w:uiPriority="52"/>
+    <w:lsdException w:name="List Table 1 Light Accent 1" w:uiPriority="46"/>
+    <w:lsdException w:name="List Table 2 Accent 1" w:uiPriority="47"/>
+    <w:lsdException w:name="List Table 3 Accent 1" w:uiPriority="48"/>
+    <w:lsdException w:name="List Table 4 Accent 1" w:uiPriority="49"/>
+    <w:lsdException w:name="List Table 5 Dark Accent 1" w:uiPriority="50"/>
+    <w:lsdException w:name="List Table 6 Colorful Accent 1" w:uiPriority="51"/>
+    <w:lsdException w:name="List Table 7 Colorful Accent 1" w:uiPriority="52"/>
+    <w:lsdException w:name="List Table 1 Light Accent 2" w:uiPriority="46"/>
+    <w:lsdException w:name="List Table 2 Accent 2" w:uiPriority="47"/>
+    <w:lsdException w:name="List Table 3 Accent 2" w:uiPriority="48"/>
+    <w:lsdException w:name="List Table 4 Accent 2" w:uiPriority="49"/>
+    <w:lsdException w:name="List Table 5 Dark Accent 2" w:uiPriority="50"/>
+    <w:lsdException w:name="List Table 6 Colorful Accent 2" w:uiPriority="51"/>
+    <w:lsdException w:name="List Table 7 Colorful Accent 2" w:uiPriority="52"/>
+    <w:lsdException w:name="List Table 1 Light Accent 3" w:uiPriority="46"/>
+    <w:lsdException w:name="List Table 2 Accent 3" w:uiPriority="47"/>
+    <w:lsdException w:name="List Table 3 Accent 3" w:uiPriority="48"/>
+    <w:lsdException w:name="List Table 4 Accent 3" w:uiPriority="49"/>
+    <w:lsdException w:name="List Table 5 Dark Accent 3" w:uiPriority="50"/>
+    <w:lsdException w:name="List Table 6 Colorful Accent 3" w:uiPriority="51"/>
+    <w:lsdException w:name="List Table 7 Colorful Accent 3" w:uiPriority="52"/>
+    <w:lsdException w:name="List Table 1 Light Accent 4" w:uiPriority="46"/>
+    <w:lsdException w:name="List Table 2 Accent 4" w:uiPriority="47"/>
+    <w:lsdException w:name="List Table 3 Accent 4" w:uiPriority="48"/>
+    <w:lsdException w:name="List Table 4 Accent 4" w:uiPriority="49"/>
+    <w:lsdException w:name="List Table 5 Dark Accent 4" w:uiPriority="50"/>
+    <w:lsdException w:name="List Table 6 Colorful Accent 4" w:uiPriority="51"/>
+    <w:lsdException w:name="List Table 7 Colorful Accent 4" w:uiPriority="52"/>
+    <w:lsdException w:name="List Table 1 Light Accent 5" w:uiPriority="46"/>
+    <w:lsdException w:name="List Table 2 Accent 5" w:uiPriority="47"/>
+    <w:lsdException w:name="List Table 3 Accent 5" w:uiPriority="48"/>
+    <w:lsdException w:name="List Table 4 Accent 5" w:uiPriority="49"/>
+    <w:lsdException w:name="List Table 5 Dark Accent 5" w:uiPriority="50"/>
+    <w:lsdException w:name="List Table 6 Colorful Accent 5" w:uiPriority="51"/>
+    <w:lsdException w:name="List Table 7 Colorful Accent 5" w:uiPriority="52"/>
+    <w:lsdException w:name="List Table 1 Light Accent 6" w:uiPriority="46"/>
+    <w:lsdException w:name="List Table 2 Accent 6" w:uiPriority="47"/>
+    <w:lsdException w:name="List Table 3 Accent 6" w:uiPriority="48"/>
+    <w:lsdException w:name="List Table 4 Accent 6" w:uiPriority="49"/>
+    <w:lsdException w:name="List Table 5 Dark Accent 6" w:uiPriority="50"/>
+    <w:lsdException w:name="List Table 6 Colorful Accent 6" w:uiPriority="51"/>
+    <w:lsdException w:name="List Table 7 Colorful Accent 6" w:uiPriority="52"/>
+    <w:lsdException w:name="Mention" w:semiHidden="1" w:unhideWhenUsed="1"/>
+    <w:lsdException w:name="Smart Hyperlink" w:semiHidden="1" w:unhideWhenUsed="1"/>
+    <w:lsdException w:name="Hashtag" w:semiHidden="1" w:unhideWhenUsed="1"/>
+    <w:lsdException w:name="Unresolved Mention" w:semiHidden="1" w:unhideWhenUsed="1"/>
+    <w:lsdException w:name="Smart Link" w:semiHidden="1" w:unhideWhenUsed="1"/>
+  </w:latentStyles>
+  <w:style w:type="paragraph" w:default="1" w:styleId="Normal">
+    <w:name w:val="Normal"/>
     <w:qFormat/>
-    <w:rPr>
-      <w:sz w:val="56"/>
-      <w:szCs w:val="56"/>
-    </w:rPr>
   </w:style>
   <w:style w:type="paragraph" w:styleId="Heading1">
-    <w:name w:val="Heading 1"/>
-    <w:basedOn w:val="Normal"/>
-    <w:next w:val="Normal"/>
+    <w:name w:val="heading 1"/>
+    <w:uiPriority w:val="9"/>
     <w:qFormat/>
+    <w:pPr>
+      <w:outlineLvl w:val="0"/>
+    </w:pPr>
     <w:rPr>
       <w:color w:val="2E74B5"/>
       <w:sz w:val="32"/>
@@ -1096,10 +1799,13 @@
     </w:rPr>
   </w:style>
   <w:style w:type="paragraph" w:styleId="Heading2">
-    <w:name w:val="Heading 2"/>
-    <w:basedOn w:val="Normal"/>
-    <w:next w:val="Normal"/>
+    <w:name w:val="heading 2"/>
+    <w:uiPriority w:val="9"/>
+    <w:unhideWhenUsed/>
     <w:qFormat/>
+    <w:pPr>
+      <w:outlineLvl w:val="1"/>
+    </w:pPr>
     <w:rPr>
       <w:color w:val="2E74B5"/>
       <w:sz w:val="26"/>
@@ -1107,10 +1813,14 @@
     </w:rPr>
   </w:style>
   <w:style w:type="paragraph" w:styleId="Heading3">
-    <w:name w:val="Heading 3"/>
-    <w:basedOn w:val="Normal"/>
-    <w:next w:val="Normal"/>
+    <w:name w:val="heading 3"/>
+    <w:uiPriority w:val="9"/>
+    <w:semiHidden/>
+    <w:unhideWhenUsed/>
     <w:qFormat/>
+    <w:pPr>
+      <w:outlineLvl w:val="2"/>
+    </w:pPr>
     <w:rPr>
       <w:color w:val="1F4D78"/>
       <w:sz w:val="24"/>
@@ -1118,10 +1828,14 @@
     </w:rPr>
   </w:style>
   <w:style w:type="paragraph" w:styleId="Heading4">
-    <w:name w:val="Heading 4"/>
-    <w:basedOn w:val="Normal"/>
-    <w:next w:val="Normal"/>
+    <w:name w:val="heading 4"/>
+    <w:uiPriority w:val="9"/>
+    <w:semiHidden/>
+    <w:unhideWhenUsed/>
     <w:qFormat/>
+    <w:pPr>
+      <w:outlineLvl w:val="3"/>
+    </w:pPr>
     <w:rPr>
       <w:i/>
       <w:iCs/>
@@ -1129,27 +1843,69 @@
     </w:rPr>
   </w:style>
   <w:style w:type="paragraph" w:styleId="Heading5">
-    <w:name w:val="Heading 5"/>
-    <w:basedOn w:val="Normal"/>
-    <w:next w:val="Normal"/>
+    <w:name w:val="heading 5"/>
+    <w:uiPriority w:val="9"/>
+    <w:semiHidden/>
+    <w:unhideWhenUsed/>
     <w:qFormat/>
+    <w:pPr>
+      <w:outlineLvl w:val="4"/>
+    </w:pPr>
     <w:rPr>
       <w:color w:val="2E74B5"/>
     </w:rPr>
   </w:style>
   <w:style w:type="paragraph" w:styleId="Heading6">
-    <w:name w:val="Heading 6"/>
-    <w:basedOn w:val="Normal"/>
-    <w:next w:val="Normal"/>
+    <w:name w:val="heading 6"/>
+    <w:uiPriority w:val="9"/>
+    <w:semiHidden/>
+    <w:unhideWhenUsed/>
     <w:qFormat/>
+    <w:pPr>
+      <w:outlineLvl w:val="5"/>
+    </w:pPr>
     <w:rPr>
       <w:color w:val="1F4D78"/>
     </w:rPr>
   </w:style>
-  <w:style w:type="paragraph" w:styleId="Strong">
-    <w:name w:val="Strong"/>
-    <w:basedOn w:val="Normal"/>
-    <w:next w:val="Normal"/>
+  <w:style w:type="character" w:default="1" w:styleId="DefaultParagraphFont">
+    <w:name w:val="Default Paragraph Font"/>
+    <w:uiPriority w:val="1"/>
+    <w:semiHidden/>
+    <w:unhideWhenUsed/>
+  </w:style>
+  <w:style w:type="table" w:default="1" w:styleId="TableNormal">
+    <w:name w:val="Normal Table"/>
+    <w:uiPriority w:val="99"/>
+    <w:semiHidden/>
+    <w:unhideWhenUsed/>
+    <w:tblPr>
+      <w:tblInd w:w="0" w:type="dxa"/>
+      <w:tblCellMar>
+        <w:top w:w="0" w:type="dxa"/>
+        <w:left w:w="108" w:type="dxa"/>
+        <w:bottom w:w="0" w:type="dxa"/>
+        <w:right w:w="108" w:type="dxa"/>
+      </w:tblCellMar>
+    </w:tblPr>
+  </w:style>
+  <w:style w:type="numbering" w:default="1" w:styleId="NoList">
+    <w:name w:val="No List"/>
+    <w:uiPriority w:val="99"/>
+    <w:semiHidden/>
+    <w:unhideWhenUsed/>
+  </w:style>
+  <w:style w:type="paragraph" w:styleId="Title">
+    <w:name w:val="Title"/>
+    <w:uiPriority w:val="10"/>
+    <w:qFormat/>
+    <w:rPr>
+      <w:sz w:val="56"/>
+      <w:szCs w:val="56"/>
+    </w:rPr>
+  </w:style>
+  <w:style w:type="paragraph" w:customStyle="1" w:styleId="Strong1">
+    <w:name w:val="Strong1"/>
     <w:qFormat/>
     <w:rPr>
       <w:b/>
@@ -1158,12 +1914,10 @@
   </w:style>
   <w:style w:type="paragraph" w:styleId="ListParagraph">
     <w:name w:val="List Paragraph"/>
-    <w:basedOn w:val="Normal"/>
     <w:qFormat/>
   </w:style>
   <w:style w:type="character" w:styleId="Hyperlink">
     <w:name w:val="Hyperlink"/>
-    <w:basedOn w:val="DefaultParagraphFont"/>
     <w:uiPriority w:val="99"/>
     <w:unhideWhenUsed/>
     <w:rPr>
@@ -1173,7 +1927,6 @@
   </w:style>
   <w:style w:type="character" w:styleId="FootnoteReference">
     <w:name w:val="footnote reference"/>
-    <w:basedOn w:val="DefaultParagraphFont"/>
     <w:uiPriority w:val="99"/>
     <w:semiHidden/>
     <w:unhideWhenUsed/>
@@ -1183,22 +1936,17 @@
   </w:style>
   <w:style w:type="paragraph" w:styleId="FootnoteText">
     <w:name w:val="footnote text"/>
-    <w:basedOn w:val="Normal"/>
     <w:link w:val="FootnoteTextChar"/>
     <w:uiPriority w:val="99"/>
     <w:semiHidden/>
     <w:unhideWhenUsed/>
-    <w:pPr>
-      <w:spacing w:after="0" w:line="240" w:lineRule="auto"/>
-    </w:pPr>
     <w:rPr>
       <w:sz w:val="20"/>
       <w:szCs w:val="20"/>
     </w:rPr>
   </w:style>
-  <w:style w:type="character" w:styleId="FootnoteTextChar">
+  <w:style w:type="character" w:customStyle="1" w:styleId="FootnoteTextChar">
     <w:name w:val="Footnote Text Char"/>
-    <w:basedOn w:val="DefaultParagraphFont"/>
     <w:link w:val="FootnoteText"/>
     <w:uiPriority w:val="99"/>
     <w:semiHidden/>
@@ -1210,7 +1958,6 @@
   </w:style>
   <w:style w:type="character" w:styleId="EndnoteReference">
     <w:name w:val="endnote reference"/>
-    <w:basedOn w:val="DefaultParagraphFont"/>
     <w:uiPriority w:val="99"/>
     <w:semiHidden/>
     <w:unhideWhenUsed/>
@@ -1220,22 +1967,17 @@
   </w:style>
   <w:style w:type="paragraph" w:styleId="EndnoteText">
     <w:name w:val="endnote text"/>
-    <w:basedOn w:val="Normal"/>
     <w:link w:val="EndnoteTextChar"/>
     <w:uiPriority w:val="99"/>
     <w:semiHidden/>
     <w:unhideWhenUsed/>
-    <w:pPr>
-      <w:spacing w:after="0" w:line="240" w:lineRule="auto"/>
-    </w:pPr>
     <w:rPr>
       <w:sz w:val="20"/>
       <w:szCs w:val="20"/>
     </w:rPr>
   </w:style>
-  <w:style w:type="character" w:styleId="EndnoteTextChar">
+  <w:style w:type="character" w:customStyle="1" w:styleId="EndnoteTextChar">
     <w:name w:val="Endnote Text Char"/>
-    <w:basedOn w:val="DefaultParagraphFont"/>
     <w:link w:val="EndnoteText"/>
     <w:uiPriority w:val="99"/>
     <w:semiHidden/>
@@ -1246,4 +1988,319 @@
     </w:rPr>
   </w:style>
 </w:styles>
+</file>
+
+<file path=word/theme/theme1.xml><?xml version="1.0" encoding="utf-8"?>
+<a:theme xmlns:a="http://schemas.openxmlformats.org/drawingml/2006/main" name="Office Theme">
+  <a:themeElements>
+    <a:clrScheme name="Office">
+      <a:dk1>
+        <a:sysClr val="windowText" lastClr="000000"/>
+      </a:dk1>
+      <a:lt1>
+        <a:sysClr val="window" lastClr="FFFFFF"/>
+      </a:lt1>
+      <a:dk2>
+        <a:srgbClr val="0E2841"/>
+      </a:dk2>
+      <a:lt2>
+        <a:srgbClr val="E8E8E8"/>
+      </a:lt2>
+      <a:accent1>
+        <a:srgbClr val="156082"/>
+      </a:accent1>
+      <a:accent2>
+        <a:srgbClr val="E97132"/>
+      </a:accent2>
+      <a:accent3>
+        <a:srgbClr val="196B24"/>
+      </a:accent3>
+      <a:accent4>
+        <a:srgbClr val="0F9ED5"/>
+      </a:accent4>
+      <a:accent5>
+        <a:srgbClr val="A02B93"/>
+      </a:accent5>
+      <a:accent6>
+        <a:srgbClr val="4EA72E"/>
+      </a:accent6>
+      <a:hlink>
+        <a:srgbClr val="467886"/>
+      </a:hlink>
+      <a:folHlink>
+        <a:srgbClr val="96607D"/>
+      </a:folHlink>
+    </a:clrScheme>
+    <a:fontScheme name="Office">
+      <a:majorFont>
+        <a:latin typeface="Aptos Display" panose="02110004020202020204"/>
+        <a:ea typeface=""/>
+        <a:cs typeface=""/>
+        <a:font script="Jpan" typeface="游ゴシック Light"/>
+        <a:font script="Hang" typeface="맑은 고딕"/>
+        <a:font script="Hans" typeface="等线 Light"/>
+        <a:font script="Hant" typeface="新細明體"/>
+        <a:font script="Arab" typeface="Times New Roman"/>
+        <a:font script="Hebr" typeface="Times New Roman"/>
+        <a:font script="Thai" typeface="Angsana New"/>
+        <a:font script="Ethi" typeface="Nyala"/>
+        <a:font script="Beng" typeface="Vrinda"/>
+        <a:font script="Gujr" typeface="Shruti"/>
+        <a:font script="Khmr" typeface="MoolBoran"/>
+        <a:font script="Knda" typeface="Tunga"/>
+        <a:font script="Guru" typeface="Raavi"/>
+        <a:font script="Cans" typeface="Euphemia"/>
+        <a:font script="Cher" typeface="Plantagenet Cherokee"/>
+        <a:font script="Yiii" typeface="Microsoft Yi Baiti"/>
+        <a:font script="Tibt" typeface="Microsoft Himalaya"/>
+        <a:font script="Thaa" typeface="MV Boli"/>
+        <a:font script="Deva" typeface="Mangal"/>
+        <a:font script="Telu" typeface="Gautami"/>
+        <a:font script="Taml" typeface="Latha"/>
+        <a:font script="Syrc" typeface="Estrangelo Edessa"/>
+        <a:font script="Orya" typeface="Kalinga"/>
+        <a:font script="Mlym" typeface="Kartika"/>
+        <a:font script="Laoo" typeface="DokChampa"/>
+        <a:font script="Sinh" typeface="Iskoola Pota"/>
+        <a:font script="Mong" typeface="Mongolian Baiti"/>
+        <a:font script="Viet" typeface="Times New Roman"/>
+        <a:font script="Uigh" typeface="Microsoft Uighur"/>
+        <a:font script="Geor" typeface="Sylfaen"/>
+        <a:font script="Armn" typeface="Arial"/>
+        <a:font script="Bugi" typeface="Leelawadee UI"/>
+        <a:font script="Bopo" typeface="Microsoft JhengHei"/>
+        <a:font script="Java" typeface="Javanese Text"/>
+        <a:font script="Lisu" typeface="Segoe UI"/>
+        <a:font script="Mymr" typeface="Myanmar Text"/>
+        <a:font script="Nkoo" typeface="Ebrima"/>
+        <a:font script="Olck" typeface="Nirmala UI"/>
+        <a:font script="Osma" typeface="Ebrima"/>
+        <a:font script="Phag" typeface="Phagspa"/>
+        <a:font script="Syrn" typeface="Estrangelo Edessa"/>
+        <a:font script="Syrj" typeface="Estrangelo Edessa"/>
+        <a:font script="Syre" typeface="Estrangelo Edessa"/>
+        <a:font script="Sora" typeface="Nirmala UI"/>
+        <a:font script="Tale" typeface="Microsoft Tai Le"/>
+        <a:font script="Talu" typeface="Microsoft New Tai Lue"/>
+        <a:font script="Tfng" typeface="Ebrima"/>
+      </a:majorFont>
+      <a:minorFont>
+        <a:latin typeface="Aptos" panose="02110004020202020204"/>
+        <a:ea typeface=""/>
+        <a:cs typeface=""/>
+        <a:font script="Jpan" typeface="游明朝"/>
+        <a:font script="Hang" typeface="맑은 고딕"/>
+        <a:font script="Hans" typeface="等线"/>
+        <a:font script="Hant" typeface="新細明體"/>
+        <a:font script="Arab" typeface="Arial"/>
+        <a:font script="Hebr" typeface="Arial"/>
+        <a:font script="Thai" typeface="Cordia New"/>
+        <a:font script="Ethi" typeface="Nyala"/>
+        <a:font script="Beng" typeface="Vrinda"/>
+        <a:font script="Gujr" typeface="Shruti"/>
+        <a:font script="Khmr" typeface="DaunPenh"/>
+        <a:font script="Knda" typeface="Tunga"/>
+        <a:font script="Guru" typeface="Raavi"/>
+        <a:font script="Cans" typeface="Euphemia"/>
+        <a:font script="Cher" typeface="Plantagenet Cherokee"/>
+        <a:font script="Yiii" typeface="Microsoft Yi Baiti"/>
+        <a:font script="Tibt" typeface="Microsoft Himalaya"/>
+        <a:font script="Thaa" typeface="MV Boli"/>
+        <a:font script="Deva" typeface="Mangal"/>
+        <a:font script="Telu" typeface="Gautami"/>
+        <a:font script="Taml" typeface="Latha"/>
+        <a:font script="Syrc" typeface="Estrangelo Edessa"/>
+        <a:font script="Orya" typeface="Kalinga"/>
+        <a:font script="Mlym" typeface="Kartika"/>
+        <a:font script="Laoo" typeface="DokChampa"/>
+        <a:font script="Sinh" typeface="Iskoola Pota"/>
+        <a:font script="Mong" typeface="Mongolian Baiti"/>
+        <a:font script="Viet" typeface="Arial"/>
+        <a:font script="Uigh" typeface="Microsoft Uighur"/>
+        <a:font script="Geor" typeface="Sylfaen"/>
+        <a:font script="Armn" typeface="Arial"/>
+        <a:font script="Bugi" typeface="Leelawadee UI"/>
+        <a:font script="Bopo" typeface="Microsoft JhengHei"/>
+        <a:font script="Java" typeface="Javanese Text"/>
+        <a:font script="Lisu" typeface="Segoe UI"/>
+        <a:font script="Mymr" typeface="Myanmar Text"/>
+        <a:font script="Nkoo" typeface="Ebrima"/>
+        <a:font script="Olck" typeface="Nirmala UI"/>
+        <a:font script="Osma" typeface="Ebrima"/>
+        <a:font script="Phag" typeface="Phagspa"/>
+        <a:font script="Syrn" typeface="Estrangelo Edessa"/>
+        <a:font script="Syrj" typeface="Estrangelo Edessa"/>
+        <a:font script="Syre" typeface="Estrangelo Edessa"/>
+        <a:font script="Sora" typeface="Nirmala UI"/>
+        <a:font script="Tale" typeface="Microsoft Tai Le"/>
+        <a:font script="Talu" typeface="Microsoft New Tai Lue"/>
+        <a:font script="Tfng" typeface="Ebrima"/>
+      </a:minorFont>
+    </a:fontScheme>
+    <a:fmtScheme name="Office">
+      <a:fillStyleLst>
+        <a:solidFill>
+          <a:schemeClr val="phClr"/>
+        </a:solidFill>
+        <a:gradFill rotWithShape="1">
+          <a:gsLst>
+            <a:gs pos="0">
+              <a:schemeClr val="phClr">
+                <a:lumMod val="110000"/>
+                <a:satMod val="105000"/>
+                <a:tint val="67000"/>
+              </a:schemeClr>
+            </a:gs>
+            <a:gs pos="50000">
+              <a:schemeClr val="phClr">
+                <a:lumMod val="105000"/>
+                <a:satMod val="103000"/>
+                <a:tint val="73000"/>
+              </a:schemeClr>
+            </a:gs>
+            <a:gs pos="100000">
+              <a:schemeClr val="phClr">
+                <a:lumMod val="105000"/>
+                <a:satMod val="109000"/>
+                <a:tint val="81000"/>
+              </a:schemeClr>
+            </a:gs>
+          </a:gsLst>
+          <a:lin ang="5400000" scaled="0"/>
+        </a:gradFill>
+        <a:gradFill rotWithShape="1">
+          <a:gsLst>
+            <a:gs pos="0">
+              <a:schemeClr val="phClr">
+                <a:satMod val="103000"/>
+                <a:lumMod val="102000"/>
+                <a:tint val="94000"/>
+              </a:schemeClr>
+            </a:gs>
+            <a:gs pos="50000">
+              <a:schemeClr val="phClr">
+                <a:satMod val="110000"/>
+                <a:lumMod val="100000"/>
+                <a:shade val="100000"/>
+              </a:schemeClr>
+            </a:gs>
+            <a:gs pos="100000">
+              <a:schemeClr val="phClr">
+                <a:lumMod val="99000"/>
+                <a:satMod val="120000"/>
+                <a:shade val="78000"/>
+              </a:schemeClr>
+            </a:gs>
+          </a:gsLst>
+          <a:lin ang="5400000" scaled="0"/>
+        </a:gradFill>
+      </a:fillStyleLst>
+      <a:lnStyleLst>
+        <a:ln w="12700" cap="flat" cmpd="sng" algn="ctr">
+          <a:solidFill>
+            <a:schemeClr val="phClr"/>
+          </a:solidFill>
+          <a:prstDash val="solid"/>
+          <a:miter lim="800000"/>
+        </a:ln>
+        <a:ln w="19050" cap="flat" cmpd="sng" algn="ctr">
+          <a:solidFill>
+            <a:schemeClr val="phClr"/>
+          </a:solidFill>
+          <a:prstDash val="solid"/>
+          <a:miter lim="800000"/>
+        </a:ln>
+        <a:ln w="25400" cap="flat" cmpd="sng" algn="ctr">
+          <a:solidFill>
+            <a:schemeClr val="phClr"/>
+          </a:solidFill>
+          <a:prstDash val="solid"/>
+          <a:miter lim="800000"/>
+        </a:ln>
+      </a:lnStyleLst>
+      <a:effectStyleLst>
+        <a:effectStyle>
+          <a:effectLst/>
+        </a:effectStyle>
+        <a:effectStyle>
+          <a:effectLst/>
+        </a:effectStyle>
+        <a:effectStyle>
+          <a:effectLst>
+            <a:outerShdw blurRad="57150" dist="19050" dir="5400000" algn="ctr" rotWithShape="0">
+              <a:srgbClr val="000000">
+                <a:alpha val="63000"/>
+              </a:srgbClr>
+            </a:outerShdw>
+          </a:effectLst>
+        </a:effectStyle>
+      </a:effectStyleLst>
+      <a:bgFillStyleLst>
+        <a:solidFill>
+          <a:schemeClr val="phClr"/>
+        </a:solidFill>
+        <a:solidFill>
+          <a:schemeClr val="phClr">
+            <a:tint val="95000"/>
+            <a:satMod val="170000"/>
+          </a:schemeClr>
+        </a:solidFill>
+        <a:gradFill rotWithShape="1">
+          <a:gsLst>
+            <a:gs pos="0">
+              <a:schemeClr val="phClr">
+                <a:tint val="93000"/>
+                <a:satMod val="150000"/>
+                <a:shade val="98000"/>
+                <a:lumMod val="102000"/>
+              </a:schemeClr>
+            </a:gs>
+            <a:gs pos="50000">
+              <a:schemeClr val="phClr">
+                <a:tint val="98000"/>
+                <a:satMod val="130000"/>
+                <a:shade val="90000"/>
+                <a:lumMod val="103000"/>
+              </a:schemeClr>
+            </a:gs>
+            <a:gs pos="100000">
+              <a:schemeClr val="phClr">
+                <a:shade val="63000"/>
+                <a:satMod val="120000"/>
+              </a:schemeClr>
+            </a:gs>
+          </a:gsLst>
+          <a:lin ang="5400000" scaled="0"/>
+        </a:gradFill>
+      </a:bgFillStyleLst>
+    </a:fmtScheme>
+  </a:themeElements>
+  <a:objectDefaults>
+    <a:lnDef>
+      <a:spPr/>
+      <a:bodyPr/>
+      <a:lstStyle/>
+      <a:style>
+        <a:lnRef idx="2">
+          <a:schemeClr val="accent1"/>
+        </a:lnRef>
+        <a:fillRef idx="0">
+          <a:schemeClr val="accent1"/>
+        </a:fillRef>
+        <a:effectRef idx="1">
+          <a:schemeClr val="accent1"/>
+        </a:effectRef>
+        <a:fontRef idx="minor">
+          <a:schemeClr val="tx1"/>
+        </a:fontRef>
+      </a:style>
+    </a:lnDef>
+  </a:objectDefaults>
+  <a:extraClrSchemeLst/>
+  <a:extLst>
+    <a:ext uri="{05A4C25C-085E-4340-85A3-A5531E510DB2}">
+      <thm15:themeFamily xmlns:thm15="http://schemas.microsoft.com/office/thememl/2012/main" name="Office Theme" id="{2E142A2C-CD16-42D6-873A-C26D2A0506FA}" vid="{1BDDFF52-6CD6-40A5-AB3C-68EB2F1E4D0A}"/>
+    </a:ext>
+  </a:extLst>
+</a:theme>
 </file>